--- a/00-首页/题组Word/专项卷/二分册/专项卷II-教师版.docx
+++ b/00-首页/题组Word/专项卷/二分册/专项卷II-教师版.docx
@@ -1201,15 +1201,25 @@
         <w:rPr>
           <w:rFonts w:ascii="Times New Roman" w:hAnsi="Times New Roman" w:eastAsia="Times New Roman" w:cs="Times New Roman"/>
         </w:rPr>
-        <w:t xml:space="preserve"> CO</w:t>
-      </w:r>
-      <w:r>
-        <w:rPr>
-          <w:rFonts w:ascii="Times New Roman" w:hAnsi="Times New Roman" w:eastAsia="Times New Roman" w:cs="Times New Roman"/>
-          <w:vertAlign w:val="subscript"/>
-        </w:rPr>
-        <w:t>2</w:t>
-      </w:r>
+        <w:t xml:space="preserve"> </w:t>
+      </w:r>
+      <m:oMath>
+        <m:r>
+          <m:t>C</m:t>
+        </m:r>
+        <m:sSub>
+          <m:e>
+            <m:r>
+              <m:t>O</m:t>
+            </m:r>
+          </m:e>
+          <m:sub>
+            <m:r>
+              <m:t>2</m:t>
+            </m:r>
+          </m:sub>
+        </m:sSub>
+      </m:oMath>
       <w:r>
         <w:rPr>
           <w:rFonts w:ascii="Times New Roman" w:hAnsi="Times New Roman" w:eastAsia="Times New Roman" w:cs="Times New Roman"/>
@@ -1722,15 +1732,25 @@
         <w:rPr>
           <w:rFonts w:ascii="Times New Roman" w:hAnsi="Times New Roman" w:eastAsia="Times New Roman" w:cs="Times New Roman"/>
         </w:rPr>
-        <w:t xml:space="preserve"> CO</w:t>
-      </w:r>
-      <w:r>
-        <w:rPr>
-          <w:rFonts w:ascii="Times New Roman" w:hAnsi="Times New Roman" w:eastAsia="Times New Roman" w:cs="Times New Roman"/>
-          <w:vertAlign w:val="subscript"/>
-        </w:rPr>
-        <w:t>2</w:t>
-      </w:r>
+        <w:t xml:space="preserve"> </w:t>
+      </w:r>
+      <m:oMath>
+        <m:r>
+          <m:t>C</m:t>
+        </m:r>
+        <m:sSub>
+          <m:e>
+            <m:r>
+              <m:t>O</m:t>
+            </m:r>
+          </m:e>
+          <m:sub>
+            <m:r>
+              <m:t>2</m:t>
+            </m:r>
+          </m:sub>
+        </m:sSub>
+      </m:oMath>
       <w:r>
         <w:rPr>
           <w:rFonts w:ascii="Times New Roman" w:hAnsi="Times New Roman" w:eastAsia="Times New Roman" w:cs="Times New Roman"/>
@@ -2377,15 +2397,28 @@
         <w:rPr>
           <w:rFonts w:ascii="Times New Roman" w:hAnsi="Times New Roman" w:eastAsia="Times New Roman" w:cs="Times New Roman"/>
         </w:rPr>
-        <w:t xml:space="preserve"> HNO</w:t>
-      </w:r>
-      <w:r>
-        <w:rPr>
-          <w:rFonts w:ascii="Times New Roman" w:hAnsi="Times New Roman" w:eastAsia="Times New Roman" w:cs="Times New Roman"/>
-          <w:vertAlign w:val="subscript"/>
-        </w:rPr>
-        <w:t>3</w:t>
-      </w:r>
+        <w:t xml:space="preserve"> </w:t>
+      </w:r>
+      <m:oMath>
+        <m:r>
+          <m:t>H</m:t>
+        </m:r>
+        <m:r>
+          <m:t>N</m:t>
+        </m:r>
+        <m:sSub>
+          <m:e>
+            <m:r>
+              <m:t>O</m:t>
+            </m:r>
+          </m:e>
+          <m:sub>
+            <m:r>
+              <m:t>3</m:t>
+            </m:r>
+          </m:sub>
+        </m:sSub>
+      </m:oMath>
       <w:r>
         <w:rPr>
           <w:rFonts w:ascii="Times New Roman" w:hAnsi="Times New Roman" w:eastAsia="Times New Roman" w:cs="Times New Roman"/>
@@ -2404,19 +2437,23 @@
         </w:rPr>
         <w:t xml:space="preserve"> </w:t>
       </w:r>
-      <w:r>
-        <w:rPr>
-          <w:rFonts w:hint="eastAsia" w:ascii="Times New Roman" w:hAnsi="Times New Roman" w:eastAsia="Times New Roman" w:cs="Times New Roman"/>
-        </w:rPr>
-        <w:t>NO</w:t>
-      </w:r>
-      <w:r>
-        <w:rPr>
-          <w:rFonts w:hint="eastAsia" w:ascii="Times New Roman" w:hAnsi="Times New Roman" w:eastAsia="Times New Roman" w:cs="Times New Roman"/>
-          <w:vertAlign w:val="subscript"/>
-        </w:rPr>
-        <w:t>2</w:t>
-      </w:r>
+      <m:oMath>
+        <m:r>
+          <m:t>N</m:t>
+        </m:r>
+        <m:sSub>
+          <m:e>
+            <m:r>
+              <m:t>O</m:t>
+            </m:r>
+          </m:e>
+          <m:sub>
+            <m:r>
+              <m:t>2</m:t>
+            </m:r>
+          </m:sub>
+        </m:sSub>
+      </m:oMath>
       <w:r>
         <w:rPr>
           <w:rFonts w:hint="eastAsia" w:ascii="Times New Roman" w:hAnsi="Times New Roman" w:eastAsia="Times New Roman" w:cs="Times New Roman"/>
@@ -3873,15 +3910,31 @@
         <w:rPr>
           <w:rFonts w:ascii="Times New Roman" w:hAnsi="Times New Roman" w:eastAsia="Times New Roman" w:cs="Times New Roman"/>
         </w:rPr>
-        <w:t xml:space="preserve"> CuCl</w:t>
-      </w:r>
-      <w:r>
-        <w:rPr>
-          <w:rFonts w:ascii="Times New Roman" w:hAnsi="Times New Roman" w:eastAsia="Times New Roman" w:cs="Times New Roman"/>
-          <w:vertAlign w:val="subscript"/>
-        </w:rPr>
-        <w:t>2</w:t>
-      </w:r>
+        <w:t xml:space="preserve"> </w:t>
+      </w:r>
+      <m:oMath>
+        <m:r>
+          <m:t>C</m:t>
+        </m:r>
+        <m:r>
+          <m:t>u</m:t>
+        </m:r>
+        <m:r>
+          <m:t>C</m:t>
+        </m:r>
+        <m:sSub>
+          <m:e>
+            <m:r>
+              <m:t>l</m:t>
+            </m:r>
+          </m:e>
+          <m:sub>
+            <m:r>
+              <m:t>2</m:t>
+            </m:r>
+          </m:sub>
+        </m:sSub>
+      </m:oMath>
       <w:r>
         <w:rPr>
           <w:rFonts w:ascii="Times New Roman" w:hAnsi="Times New Roman" w:eastAsia="Times New Roman" w:cs="Times New Roman"/>
@@ -4961,15 +5014,28 @@
         <w:rPr>
           <w:rFonts w:ascii="Times New Roman" w:hAnsi="Times New Roman" w:eastAsia="Times New Roman" w:cs="Times New Roman"/>
         </w:rPr>
-        <w:t xml:space="preserve"> Ag</w:t>
-      </w:r>
-      <w:r>
-        <w:rPr>
-          <w:rFonts w:ascii="Times New Roman" w:hAnsi="Times New Roman" w:eastAsia="Times New Roman" w:cs="Times New Roman"/>
-          <w:vertAlign w:val="superscript"/>
-        </w:rPr>
-        <w:t>+</w:t>
-      </w:r>
+        <w:t xml:space="preserve"> </w:t>
+      </w:r>
+      <m:oMath>
+        <m:r>
+          <m:t>A</m:t>
+        </m:r>
+        <m:sSup>
+          <m:e>
+            <m:r>
+              <m:t>g</m:t>
+            </m:r>
+          </m:e>
+          <m:sup>
+            <m:r>
+              <m:rPr>
+                <m:sty m:val="p"/>
+              </m:rPr>
+              <m:t>+</m:t>
+            </m:r>
+          </m:sup>
+        </m:sSup>
+      </m:oMath>
       <w:r>
         <w:rPr>
           <w:rFonts w:ascii="Times New Roman" w:hAnsi="Times New Roman" w:eastAsia="Times New Roman" w:cs="Times New Roman"/>
@@ -4986,22 +5052,36 @@
         <w:rPr>
           <w:rFonts w:ascii="Times New Roman" w:hAnsi="Times New Roman" w:eastAsia="Times New Roman" w:cs="Times New Roman"/>
         </w:rPr>
-        <w:t xml:space="preserve"> SO</w:t>
-      </w:r>
-      <w:r>
-        <w:rPr>
-          <w:rFonts w:ascii="Times New Roman" w:hAnsi="Times New Roman" w:eastAsia="Times New Roman" w:cs="Times New Roman"/>
-          <w:vertAlign w:val="subscript"/>
-        </w:rPr>
-        <w:t>4</w:t>
-      </w:r>
-      <w:r>
-        <w:rPr>
-          <w:rFonts w:ascii="Times New Roman" w:hAnsi="Times New Roman" w:eastAsia="Times New Roman" w:cs="Times New Roman"/>
-          <w:vertAlign w:val="superscript"/>
-        </w:rPr>
-        <w:t>2-</w:t>
-      </w:r>
+        <w:t xml:space="preserve"> </w:t>
+      </w:r>
+      <m:oMath>
+        <m:r>
+          <m:t>S</m:t>
+        </m:r>
+        <m:sSubSup>
+          <m:e>
+            <m:r>
+              <m:t>O</m:t>
+            </m:r>
+          </m:e>
+          <m:sub>
+            <m:r>
+              <m:t>4</m:t>
+            </m:r>
+          </m:sub>
+          <m:sup>
+            <m:r>
+              <m:t>2</m:t>
+            </m:r>
+            <m:r>
+              <m:rPr>
+                <m:sty m:val="p"/>
+              </m:rPr>
+              <m:t>−</m:t>
+            </m:r>
+          </m:sup>
+        </m:sSubSup>
+      </m:oMath>
       <w:r>
         <w:rPr>
           <w:rFonts w:ascii="Times New Roman" w:hAnsi="Times New Roman" w:eastAsia="Times New Roman" w:cs="Times New Roman"/>
@@ -5209,15 +5289,22 @@
         <w:rPr>
           <w:rFonts w:ascii="Times New Roman" w:hAnsi="Times New Roman" w:eastAsia="Times New Roman" w:cs="Times New Roman"/>
         </w:rPr>
-        <w:t xml:space="preserve"> t</w:t>
-      </w:r>
-      <w:r>
-        <w:rPr>
-          <w:rFonts w:ascii="Times New Roman" w:hAnsi="Times New Roman" w:eastAsia="Times New Roman" w:cs="Times New Roman"/>
-          <w:vertAlign w:val="subscript"/>
-        </w:rPr>
-        <w:t>1</w:t>
-      </w:r>
+        <w:t xml:space="preserve"> </w:t>
+      </w:r>
+      <m:oMath>
+        <m:sSub>
+          <m:e>
+            <m:r>
+              <m:t>t</m:t>
+            </m:r>
+          </m:e>
+          <m:sub>
+            <m:r>
+              <m:t>1</m:t>
+            </m:r>
+          </m:sub>
+        </m:sSub>
+      </m:oMath>
       <w:r>
         <w:rPr>
           <w:rFonts w:ascii="Times New Roman" w:hAnsi="Times New Roman" w:eastAsia="Times New Roman" w:cs="Times New Roman"/>
@@ -5379,15 +5466,22 @@
         <w:rPr>
           <w:rFonts w:ascii="Times New Roman" w:hAnsi="Times New Roman" w:eastAsia="Times New Roman" w:cs="Times New Roman"/>
         </w:rPr>
-        <w:t xml:space="preserve"> t</w:t>
-      </w:r>
-      <w:r>
-        <w:rPr>
-          <w:rFonts w:ascii="Times New Roman" w:hAnsi="Times New Roman" w:eastAsia="Times New Roman" w:cs="Times New Roman"/>
-          <w:vertAlign w:val="subscript"/>
-        </w:rPr>
-        <w:t>1</w:t>
-      </w:r>
+        <w:t xml:space="preserve"> </w:t>
+      </w:r>
+      <m:oMath>
+        <m:sSub>
+          <m:e>
+            <m:r>
+              <m:t>t</m:t>
+            </m:r>
+          </m:e>
+          <m:sub>
+            <m:r>
+              <m:t>1</m:t>
+            </m:r>
+          </m:sub>
+        </m:sSub>
+      </m:oMath>
       <w:r>
         <w:rPr>
           <w:rFonts w:ascii="Times New Roman" w:hAnsi="Times New Roman" w:eastAsia="Times New Roman" w:cs="Times New Roman"/>
@@ -5404,15 +5498,28 @@
         <w:rPr>
           <w:rFonts w:ascii="Times New Roman" w:hAnsi="Times New Roman" w:eastAsia="Times New Roman" w:cs="Times New Roman"/>
         </w:rPr>
-        <w:t xml:space="preserve"> Ag</w:t>
-      </w:r>
-      <w:r>
-        <w:rPr>
-          <w:rFonts w:ascii="Times New Roman" w:hAnsi="Times New Roman" w:eastAsia="Times New Roman" w:cs="Times New Roman"/>
-          <w:vertAlign w:val="superscript"/>
-        </w:rPr>
-        <w:t>+</w:t>
-      </w:r>
+        <w:t xml:space="preserve"> </w:t>
+      </w:r>
+      <m:oMath>
+        <m:r>
+          <m:t>A</m:t>
+        </m:r>
+        <m:sSup>
+          <m:e>
+            <m:r>
+              <m:t>g</m:t>
+            </m:r>
+          </m:e>
+          <m:sup>
+            <m:r>
+              <m:rPr>
+                <m:sty m:val="p"/>
+              </m:rPr>
+              <m:t>+</m:t>
+            </m:r>
+          </m:sup>
+        </m:sSup>
+      </m:oMath>
       <w:r>
         <w:rPr>
           <w:rFonts w:ascii="Times New Roman" w:hAnsi="Times New Roman" w:eastAsia="Times New Roman" w:cs="Times New Roman"/>
@@ -5429,22 +5536,36 @@
         <w:rPr>
           <w:rFonts w:ascii="Times New Roman" w:hAnsi="Times New Roman" w:eastAsia="Times New Roman" w:cs="Times New Roman"/>
         </w:rPr>
-        <w:t xml:space="preserve"> SO</w:t>
-      </w:r>
-      <w:r>
-        <w:rPr>
-          <w:rFonts w:ascii="Times New Roman" w:hAnsi="Times New Roman" w:eastAsia="Times New Roman" w:cs="Times New Roman"/>
-          <w:vertAlign w:val="subscript"/>
-        </w:rPr>
-        <w:t>4</w:t>
-      </w:r>
-      <w:r>
-        <w:rPr>
-          <w:rFonts w:ascii="Times New Roman" w:hAnsi="Times New Roman" w:eastAsia="Times New Roman" w:cs="Times New Roman"/>
-          <w:vertAlign w:val="superscript"/>
-        </w:rPr>
-        <w:t>2-</w:t>
-      </w:r>
+        <w:t xml:space="preserve"> </w:t>
+      </w:r>
+      <m:oMath>
+        <m:r>
+          <m:t>S</m:t>
+        </m:r>
+        <m:sSubSup>
+          <m:e>
+            <m:r>
+              <m:t>O</m:t>
+            </m:r>
+          </m:e>
+          <m:sub>
+            <m:r>
+              <m:t>4</m:t>
+            </m:r>
+          </m:sub>
+          <m:sup>
+            <m:r>
+              <m:t>2</m:t>
+            </m:r>
+            <m:r>
+              <m:rPr>
+                <m:sty m:val="p"/>
+              </m:rPr>
+              <m:t>−</m:t>
+            </m:r>
+          </m:sup>
+        </m:sSubSup>
+      </m:oMath>
       <w:r>
         <w:rPr>
           <w:rFonts w:ascii="Times New Roman" w:hAnsi="Times New Roman" w:eastAsia="Times New Roman" w:cs="Times New Roman"/>
@@ -6417,19 +6538,26 @@
         </w:rPr>
         <w:t xml:space="preserve"> </w:t>
       </w:r>
-      <w:r>
-        <w:rPr>
-          <w:rFonts w:hint="eastAsia" w:ascii="Times New Roman" w:hAnsi="Times New Roman" w:eastAsia="Times New Roman" w:cs="Times New Roman"/>
-        </w:rPr>
-        <w:t>Ag</w:t>
-      </w:r>
-      <w:r>
-        <w:rPr>
-          <w:rFonts w:hint="eastAsia" w:ascii="Times New Roman" w:hAnsi="Times New Roman" w:eastAsia="Times New Roman" w:cs="Times New Roman"/>
-          <w:vertAlign w:val="superscript"/>
-        </w:rPr>
-        <w:t>+</w:t>
-      </w:r>
+      <m:oMath>
+        <m:r>
+          <m:t>A</m:t>
+        </m:r>
+        <m:sSup>
+          <m:e>
+            <m:r>
+              <m:t>g</m:t>
+            </m:r>
+          </m:e>
+          <m:sup>
+            <m:r>
+              <m:rPr>
+                <m:sty m:val="p"/>
+              </m:rPr>
+              <m:t>+</m:t>
+            </m:r>
+          </m:sup>
+        </m:sSup>
+      </m:oMath>
       <w:r>
         <w:rPr>
           <w:rFonts w:hint="eastAsia" w:ascii="Times New Roman" w:hAnsi="Times New Roman" w:eastAsia="Times New Roman" w:cs="Times New Roman"/>
@@ -6613,15 +6741,22 @@
         <w:rPr>
           <w:rFonts w:ascii="Times New Roman" w:hAnsi="Times New Roman" w:eastAsia="Times New Roman" w:cs="Times New Roman"/>
         </w:rPr>
-        <w:t xml:space="preserve"> O</w:t>
-      </w:r>
-      <w:r>
-        <w:rPr>
-          <w:rFonts w:ascii="Times New Roman" w:hAnsi="Times New Roman" w:eastAsia="Times New Roman" w:cs="Times New Roman"/>
-          <w:vertAlign w:val="subscript"/>
-        </w:rPr>
-        <w:t>2</w:t>
-      </w:r>
+        <w:t xml:space="preserve"> </w:t>
+      </w:r>
+      <m:oMath>
+        <m:sSub>
+          <m:e>
+            <m:r>
+              <m:t>O</m:t>
+            </m:r>
+          </m:e>
+          <m:sub>
+            <m:r>
+              <m:t>2</m:t>
+            </m:r>
+          </m:sub>
+        </m:sSub>
+      </m:oMath>
       <w:r>
         <w:rPr>
           <w:rFonts w:ascii="Times New Roman" w:hAnsi="Times New Roman" w:eastAsia="Times New Roman" w:cs="Times New Roman"/>
@@ -6650,15 +6785,22 @@
         <w:rPr>
           <w:rFonts w:ascii="Times New Roman" w:hAnsi="Times New Roman" w:eastAsia="Times New Roman" w:cs="Times New Roman"/>
         </w:rPr>
-        <w:t xml:space="preserve"> O</w:t>
-      </w:r>
-      <w:r>
-        <w:rPr>
-          <w:rFonts w:ascii="Times New Roman" w:hAnsi="Times New Roman" w:eastAsia="Times New Roman" w:cs="Times New Roman"/>
-          <w:vertAlign w:val="subscript"/>
-        </w:rPr>
-        <w:t>2</w:t>
-      </w:r>
+        <w:t xml:space="preserve"> </w:t>
+      </w:r>
+      <m:oMath>
+        <m:sSub>
+          <m:e>
+            <m:r>
+              <m:t>O</m:t>
+            </m:r>
+          </m:e>
+          <m:sub>
+            <m:r>
+              <m:t>2</m:t>
+            </m:r>
+          </m:sub>
+        </m:sSub>
+      </m:oMath>
       <w:r>
         <w:rPr>
           <w:rFonts w:ascii="Times New Roman" w:hAnsi="Times New Roman" w:eastAsia="Times New Roman" w:cs="Times New Roman"/>
@@ -6687,15 +6829,22 @@
         <w:rPr>
           <w:rFonts w:ascii="Times New Roman" w:hAnsi="Times New Roman" w:eastAsia="Times New Roman" w:cs="Times New Roman"/>
         </w:rPr>
-        <w:t xml:space="preserve"> O</w:t>
-      </w:r>
-      <w:r>
-        <w:rPr>
-          <w:rFonts w:ascii="Times New Roman" w:hAnsi="Times New Roman" w:eastAsia="Times New Roman" w:cs="Times New Roman"/>
-          <w:vertAlign w:val="subscript"/>
-        </w:rPr>
-        <w:t>2</w:t>
-      </w:r>
+        <w:t xml:space="preserve"> </w:t>
+      </w:r>
+      <m:oMath>
+        <m:sSub>
+          <m:e>
+            <m:r>
+              <m:t>O</m:t>
+            </m:r>
+          </m:e>
+          <m:sub>
+            <m:r>
+              <m:t>2</m:t>
+            </m:r>
+          </m:sub>
+        </m:sSub>
+      </m:oMath>
       <w:r>
         <w:rPr>
           <w:rFonts w:ascii="Times New Roman" w:hAnsi="Times New Roman" w:eastAsia="Times New Roman" w:cs="Times New Roman"/>
@@ -7462,69 +7611,7 @@
         <w:rPr>
           <w:rFonts w:hint="eastAsia" w:ascii="Times New Roman" w:hAnsi="Times New Roman" w:eastAsia="Times New Roman" w:cs="Times New Roman"/>
         </w:rPr>
-        <w:t>，LiCoO</w:t>
-      </w:r>
-      <w:r>
-        <w:rPr>
-          <w:rFonts w:hint="eastAsia" w:ascii="Times New Roman" w:hAnsi="Times New Roman" w:eastAsia="Times New Roman" w:cs="Times New Roman"/>
-          <w:vertAlign w:val="subscript"/>
-        </w:rPr>
-        <w:t>2</w:t>
-      </w:r>
-      <w:r>
-        <w:rPr>
-          <w:rFonts w:ascii="Times New Roman" w:hAnsi="Times New Roman" w:eastAsia="Times New Roman" w:cs="Times New Roman"/>
-        </w:rPr>
-        <w:t xml:space="preserve"> </w:t>
-      </w:r>
-      <w:r>
-        <w:rPr>
-          <w:rFonts w:hint="eastAsia" w:ascii="Times New Roman" w:hAnsi="Times New Roman" w:eastAsia="FangSong" w:cs="Times New Roman"/>
-        </w:rPr>
-        <w:t xml:space="preserve">或</w:t>
-      </w:r>
-      <w:r>
-        <w:rPr>
-          <w:rFonts w:ascii="Times New Roman" w:hAnsi="Times New Roman" w:eastAsia="Times New Roman" w:cs="Times New Roman"/>
-        </w:rPr>
-        <w:t xml:space="preserve"> LiNiO</w:t>
-      </w:r>
-      <w:r>
-        <w:rPr>
-          <w:rFonts w:ascii="Times New Roman" w:hAnsi="Times New Roman" w:eastAsia="Times New Roman" w:cs="Times New Roman"/>
-          <w:vertAlign w:val="subscript"/>
-        </w:rPr>
-        <w:t>2</w:t>
-      </w:r>
-      <w:r>
-        <w:rPr>
-          <w:rFonts w:ascii="Times New Roman" w:hAnsi="Times New Roman" w:eastAsia="Times New Roman" w:cs="Times New Roman"/>
-        </w:rPr>
-        <w:t xml:space="preserve"> </w:t>
-      </w:r>
-      <w:r>
-        <w:rPr>
-          <w:rFonts w:hint="eastAsia" w:ascii="Times New Roman" w:hAnsi="Times New Roman" w:eastAsia="FangSong" w:cs="Times New Roman"/>
-        </w:rPr>
-        <w:t>等复合氧化物为正极材料</w:t>
-      </w:r>
-      <w:r>
-        <w:rPr>
-          <w:rFonts w:hint="eastAsia" w:ascii="Times New Roman" w:hAnsi="Times New Roman" w:eastAsia="Times New Roman" w:cs="Times New Roman"/>
-        </w:rPr>
-        <w:t>。</w:t>
-      </w:r>
-      <w:r>
-        <w:rPr>
-          <w:rFonts w:hint="eastAsia" w:ascii="Times New Roman" w:hAnsi="Times New Roman" w:eastAsia="FangSong" w:cs="Times New Roman"/>
-        </w:rPr>
-        <w:t>尖晶石型</w:t>
-      </w:r>
-      <w:r>
-        <w:rPr>
-          <w:rFonts w:ascii="Times New Roman" w:hAnsi="Times New Roman" w:eastAsia="Times New Roman" w:cs="Times New Roman"/>
-        </w:rPr>
-        <w:t xml:space="preserve"> </w:t>
+        <w:t>，</w:t>
       </w:r>
       <m:oMath>
         <m:oMathPr>
@@ -7538,42 +7625,24 @@
         <m:r>
           <m:t>L</m:t>
         </m:r>
+        <m:r>
+          <m:t>i</m:t>
+        </m:r>
+        <m:r>
+          <m:t>C</m:t>
+        </m:r>
+        <m:r>
+          <m:t>o</m:t>
+        </m:r>
         <m:sSub>
           <m:e>
             <m:r>
-              <m:t>i</m:t>
+              <m:t>O</m:t>
             </m:r>
           </m:e>
           <m:sub>
             <m:r>
-              <m:t>4</m:t>
-            </m:r>
-          </m:sub>
-        </m:sSub>
-        <m:r>
-          <m:t>T</m:t>
-        </m:r>
-        <m:sSub>
-          <m:e>
-            <m:r>
-              <m:t>i</m:t>
-            </m:r>
-          </m:e>
-          <m:sub>
-            <m:r>
-              <m:t>5</m:t>
-            </m:r>
-          </m:sub>
-        </m:sSub>
-        <m:sSub>
-          <m:e>
-            <m:r>
-              <m:t>O</m:t>
-            </m:r>
-          </m:e>
-          <m:sub>
-            <m:r>
-              <m:t>12</m:t>
+              <m:t>2</m:t>
             </m:r>
           </m:sub>
         </m:sSub>
@@ -7588,19 +7657,7 @@
         <w:rPr>
           <w:rFonts w:hint="eastAsia" w:ascii="Times New Roman" w:hAnsi="Times New Roman" w:eastAsia="FangSong" w:cs="Times New Roman"/>
         </w:rPr>
-        <w:t>是一种很有应用前景的锂离子电池负极材料</w:t>
-      </w:r>
-      <w:r>
-        <w:rPr>
-          <w:rFonts w:hint="eastAsia" w:ascii="Times New Roman" w:hAnsi="Times New Roman" w:eastAsia="Times New Roman" w:cs="Times New Roman"/>
-        </w:rPr>
-        <w:t>，</w:t>
-      </w:r>
-      <w:r>
-        <w:rPr>
-          <w:rFonts w:hint="eastAsia" w:ascii="Times New Roman" w:hAnsi="Times New Roman" w:eastAsia="FangSong" w:cs="Times New Roman"/>
-        </w:rPr>
-        <w:t>在嵌锂过程中变为岩盐型</w:t>
+        <w:t xml:space="preserve">或</w:t>
       </w:r>
       <w:r>
         <w:rPr>
@@ -7620,48 +7677,42 @@
         <m:r>
           <m:t>L</m:t>
         </m:r>
+        <m:r>
+          <m:t>i</m:t>
+        </m:r>
+        <m:r>
+          <m:t>N</m:t>
+        </m:r>
+        <m:r>
+          <m:t>i</m:t>
+        </m:r>
         <m:sSub>
           <m:e>
             <m:r>
-              <m:t>i</m:t>
+              <m:t>O</m:t>
             </m:r>
           </m:e>
           <m:sub>
             <m:r>
-              <m:t>7</m:t>
-            </m:r>
-          </m:sub>
-        </m:sSub>
-        <m:r>
-          <m:t>T</m:t>
-        </m:r>
-        <m:sSub>
-          <m:e>
-            <m:r>
-              <m:t>i</m:t>
-            </m:r>
-          </m:e>
-          <m:sub>
-            <m:r>
-              <m:t>5</m:t>
-            </m:r>
-          </m:sub>
-        </m:sSub>
-        <m:sSub>
-          <m:e>
-            <m:r>
-              <m:t>O</m:t>
-            </m:r>
-          </m:e>
-          <m:sub>
-            <m:r>
-              <m:t>12</m:t>
+              <m:t>2</m:t>
             </m:r>
           </m:sub>
         </m:sSub>
       </m:oMath>
       <w:r>
         <w:rPr>
+          <w:rFonts w:ascii="Times New Roman" w:hAnsi="Times New Roman" w:eastAsia="Times New Roman" w:cs="Times New Roman"/>
+        </w:rPr>
+        <w:t xml:space="preserve"> </w:t>
+      </w:r>
+      <w:r>
+        <w:rPr>
+          <w:rFonts w:hint="eastAsia" w:ascii="Times New Roman" w:hAnsi="Times New Roman" w:eastAsia="FangSong" w:cs="Times New Roman"/>
+        </w:rPr>
+        <w:t>等复合氧化物为正极材料</w:t>
+      </w:r>
+      <w:r>
+        <w:rPr>
           <w:rFonts w:hint="eastAsia" w:ascii="Times New Roman" w:hAnsi="Times New Roman" w:eastAsia="Times New Roman" w:cs="Times New Roman"/>
         </w:rPr>
         <w:t>。</w:t>
@@ -7670,46 +7721,7 @@
         <w:rPr>
           <w:rFonts w:hint="eastAsia" w:ascii="Times New Roman" w:hAnsi="Times New Roman" w:eastAsia="FangSong" w:cs="Times New Roman"/>
         </w:rPr>
-        <w:t>请回答下列问题</w:t>
-      </w:r>
-      <w:r>
-        <w:rPr>
-          <w:rFonts w:hint="eastAsia" w:ascii="Times New Roman" w:hAnsi="Times New Roman" w:eastAsia="Times New Roman" w:cs="Times New Roman"/>
-        </w:rPr>
-        <w:t>：</w:t>
-      </w:r>
-    </w:p>
-    <w:p>
-      <w:pPr>
-        <w:numPr>
-          <w:ilvl w:val="0"/>
-          <w:numId w:val="1007"/>
-        </w:numPr>
-      </w:pPr>
-      <w:r>
-        <w:rPr>
-          <w:rFonts w:ascii="Times New Roman" w:hAnsi="Times New Roman" w:eastAsia="Times New Roman" w:cs="Times New Roman"/>
-        </w:rPr>
-        <w:t>LiNiO</w:t>
-      </w:r>
-      <w:r>
-        <w:rPr>
-          <w:rFonts w:ascii="Times New Roman" w:hAnsi="Times New Roman" w:eastAsia="Times New Roman" w:cs="Times New Roman"/>
-          <w:vertAlign w:val="subscript"/>
-        </w:rPr>
-        <w:t>2</w:t>
-      </w:r>
-      <w:r>
-        <w:rPr>
-          <w:rFonts w:ascii="Times New Roman" w:hAnsi="Times New Roman" w:eastAsia="Times New Roman" w:cs="Times New Roman"/>
-        </w:rPr>
-        <w:t xml:space="preserve"> </w:t>
-      </w:r>
-      <w:r>
-        <w:rPr>
-          <w:rFonts w:hint="eastAsia" w:ascii="Times New Roman" w:hAnsi="Times New Roman" w:eastAsia="FangSong" w:cs="Times New Roman"/>
-        </w:rPr>
-        <w:t xml:space="preserve">与</w:t>
+        <w:t>尖晶石型</w:t>
       </w:r>
       <w:r>
         <w:rPr>
@@ -7779,82 +7791,19 @@
         <w:rPr>
           <w:rFonts w:hint="eastAsia" w:ascii="Times New Roman" w:hAnsi="Times New Roman" w:eastAsia="FangSong" w:cs="Times New Roman"/>
         </w:rPr>
-        <w:t>中</w:t>
-      </w:r>
-      <w:r>
-        <w:rPr>
-          <w:rFonts w:hint="eastAsia" w:ascii="Times New Roman" w:hAnsi="Times New Roman" w:eastAsia="Times New Roman" w:cs="Times New Roman"/>
-        </w:rPr>
-        <w:t>，Ni</w:t>
-      </w:r>
-      <w:r>
-        <w:rPr>
-          <w:rFonts w:ascii="Times New Roman" w:hAnsi="Times New Roman" w:eastAsia="Times New Roman" w:cs="Times New Roman"/>
-        </w:rPr>
-        <w:t xml:space="preserve"> </w:t>
-      </w:r>
-      <w:r>
-        <w:rPr>
-          <w:rFonts w:hint="eastAsia" w:ascii="Times New Roman" w:hAnsi="Times New Roman" w:eastAsia="FangSong" w:cs="Times New Roman"/>
-        </w:rPr>
-        <w:t xml:space="preserve">和</w:t>
-      </w:r>
-      <w:r>
-        <w:rPr>
-          <w:rFonts w:ascii="Times New Roman" w:hAnsi="Times New Roman" w:eastAsia="Times New Roman" w:cs="Times New Roman"/>
-        </w:rPr>
-        <w:t xml:space="preserve"> Ti </w:t>
-      </w:r>
-      <w:r>
-        <w:rPr>
-          <w:rFonts w:hint="eastAsia" w:ascii="Times New Roman" w:hAnsi="Times New Roman" w:eastAsia="FangSong" w:cs="Times New Roman"/>
-        </w:rPr>
-        <w:t>元素的氧化数各为多少</w:t>
-      </w:r>
-      <w:r>
-        <w:rPr>
-          <w:rFonts w:hint="eastAsia" w:ascii="Times New Roman" w:hAnsi="Times New Roman" w:eastAsia="Times New Roman" w:cs="Times New Roman"/>
-        </w:rPr>
-        <w:t>？</w:t>
-      </w:r>
-    </w:p>
-    <w:p>
-      <w:pPr>
-        <w:numPr>
-          <w:ilvl w:val="0"/>
-          <w:numId w:val="1007"/>
-        </w:numPr>
-      </w:pPr>
-      <w:r>
-        <w:rPr>
-          <w:rFonts w:hint="eastAsia" w:ascii="Times New Roman" w:hAnsi="Times New Roman" w:eastAsia="FangSong" w:cs="Times New Roman"/>
-        </w:rPr>
-        <w:t xml:space="preserve">将</w:t>
-      </w:r>
-      <w:r>
-        <w:rPr>
-          <w:rFonts w:ascii="Times New Roman" w:hAnsi="Times New Roman" w:eastAsia="Times New Roman" w:cs="Times New Roman"/>
-        </w:rPr>
-        <w:t xml:space="preserve"> TiO</w:t>
-      </w:r>
-      <w:r>
-        <w:rPr>
-          <w:rFonts w:ascii="Times New Roman" w:hAnsi="Times New Roman" w:eastAsia="Times New Roman" w:cs="Times New Roman"/>
-          <w:vertAlign w:val="subscript"/>
-        </w:rPr>
-        <w:t>2</w:t>
-      </w:r>
-      <w:r>
-        <w:rPr>
-          <w:rFonts w:ascii="Times New Roman" w:hAnsi="Times New Roman" w:eastAsia="Times New Roman" w:cs="Times New Roman"/>
-        </w:rPr>
-        <w:t xml:space="preserve"> </w:t>
-      </w:r>
-      <w:r>
-        <w:rPr>
-          <w:rFonts w:hint="eastAsia" w:ascii="Times New Roman" w:hAnsi="Times New Roman" w:eastAsia="FangSong" w:cs="Times New Roman"/>
-        </w:rPr>
-        <w:t xml:space="preserve">和</w:t>
+        <w:t>是一种很有应用前景的锂离子电池负极材料</w:t>
+      </w:r>
+      <w:r>
+        <w:rPr>
+          <w:rFonts w:hint="eastAsia" w:ascii="Times New Roman" w:hAnsi="Times New Roman" w:eastAsia="Times New Roman" w:cs="Times New Roman"/>
+        </w:rPr>
+        <w:t>，</w:t>
+      </w:r>
+      <w:r>
+        <w:rPr>
+          <w:rFonts w:hint="eastAsia" w:ascii="Times New Roman" w:hAnsi="Times New Roman" w:eastAsia="FangSong" w:cs="Times New Roman"/>
+        </w:rPr>
+        <w:t>在嵌锂过程中变为岩盐型</w:t>
       </w:r>
       <w:r>
         <w:rPr>
@@ -7882,62 +7831,64 @@
           </m:e>
           <m:sub>
             <m:r>
-              <m:t>2</m:t>
+              <m:t>7</m:t>
             </m:r>
           </m:sub>
         </m:sSub>
         <m:r>
-          <m:t>C</m:t>
+          <m:t>T</m:t>
         </m:r>
         <m:sSub>
           <m:e>
             <m:r>
-              <m:t>O</m:t>
+              <m:t>i</m:t>
             </m:r>
           </m:e>
           <m:sub>
             <m:r>
-              <m:t>3</m:t>
+              <m:t>5</m:t>
+            </m:r>
+          </m:sub>
+        </m:sSub>
+        <m:sSub>
+          <m:e>
+            <m:r>
+              <m:t>O</m:t>
+            </m:r>
+          </m:e>
+          <m:sub>
+            <m:r>
+              <m:t>12</m:t>
             </m:r>
           </m:sub>
         </m:sSub>
       </m:oMath>
       <w:r>
         <w:rPr>
-          <w:rFonts w:ascii="Times New Roman" w:hAnsi="Times New Roman" w:eastAsia="Times New Roman" w:cs="Times New Roman"/>
-        </w:rPr>
-        <w:t xml:space="preserve"> </w:t>
-      </w:r>
-      <w:r>
-        <w:rPr>
-          <w:rFonts w:hint="eastAsia" w:ascii="Times New Roman" w:hAnsi="Times New Roman" w:eastAsia="FangSong" w:cs="Times New Roman"/>
-        </w:rPr>
-        <w:t xml:space="preserve">混合后在空气中加热到</w:t>
-      </w:r>
-      <w:r>
-        <w:rPr>
-          <w:rFonts w:ascii="Times New Roman" w:hAnsi="Times New Roman" w:eastAsia="Times New Roman" w:cs="Times New Roman"/>
-        </w:rPr>
-        <w:t xml:space="preserve"> 1073 </w:t>
-      </w:r>
-      <w:r>
-        <w:rPr>
-          <w:rFonts w:hint="eastAsia" w:ascii="Times New Roman" w:hAnsi="Times New Roman" w:eastAsia="Times New Roman" w:cs="Times New Roman"/>
-        </w:rPr>
-        <w:t>K，</w:t>
-      </w:r>
-      <w:r>
-        <w:rPr>
-          <w:rFonts w:hint="eastAsia" w:ascii="Times New Roman" w:hAnsi="Times New Roman" w:eastAsia="FangSong" w:cs="Times New Roman"/>
-        </w:rPr>
-        <w:t>可得到</w:t>
-      </w:r>
-      <w:r>
-        <w:rPr>
-          <w:rFonts w:ascii="Times New Roman" w:hAnsi="Times New Roman" w:eastAsia="Times New Roman" w:cs="Times New Roman"/>
-        </w:rPr>
-        <w:t xml:space="preserve"> </w:t>
-      </w:r>
+          <w:rFonts w:hint="eastAsia" w:ascii="Times New Roman" w:hAnsi="Times New Roman" w:eastAsia="Times New Roman" w:cs="Times New Roman"/>
+        </w:rPr>
+        <w:t>。</w:t>
+      </w:r>
+      <w:r>
+        <w:rPr>
+          <w:rFonts w:hint="eastAsia" w:ascii="Times New Roman" w:hAnsi="Times New Roman" w:eastAsia="FangSong" w:cs="Times New Roman"/>
+        </w:rPr>
+        <w:t>请回答下列问题</w:t>
+      </w:r>
+      <w:r>
+        <w:rPr>
+          <w:rFonts w:hint="eastAsia" w:ascii="Times New Roman" w:hAnsi="Times New Roman" w:eastAsia="Times New Roman" w:cs="Times New Roman"/>
+        </w:rPr>
+        <w:t>：</w:t>
+      </w:r>
+    </w:p>
+    <w:p>
+      <w:pPr>
+        <w:numPr>
+          <w:ilvl w:val="0"/>
+          <w:numId w:val="1007"/>
+        </w:numPr>
+      </w:pPr>
       <m:oMath>
         <m:oMathPr>
           <m:ctrlPr>
@@ -7950,91 +7901,28 @@
         <m:r>
           <m:t>L</m:t>
         </m:r>
+        <m:r>
+          <m:t>i</m:t>
+        </m:r>
+        <m:r>
+          <m:t>N</m:t>
+        </m:r>
+        <m:r>
+          <m:t>i</m:t>
+        </m:r>
         <m:sSub>
           <m:e>
             <m:r>
-              <m:t>i</m:t>
+              <m:t>O</m:t>
             </m:r>
           </m:e>
           <m:sub>
             <m:r>
-              <m:t>4</m:t>
-            </m:r>
-          </m:sub>
-        </m:sSub>
-        <m:r>
-          <m:t>T</m:t>
-        </m:r>
-        <m:sSub>
-          <m:e>
-            <m:r>
-              <m:t>i</m:t>
-            </m:r>
-          </m:e>
-          <m:sub>
-            <m:r>
-              <m:t>5</m:t>
-            </m:r>
-          </m:sub>
-        </m:sSub>
-        <m:sSub>
-          <m:e>
-            <m:r>
-              <m:t>O</m:t>
-            </m:r>
-          </m:e>
-          <m:sub>
-            <m:r>
-              <m:t>12</m:t>
+              <m:t>2</m:t>
             </m:r>
           </m:sub>
         </m:sSub>
       </m:oMath>
-      <w:r>
-        <w:rPr>
-          <w:rFonts w:hint="eastAsia" w:ascii="Times New Roman" w:hAnsi="Times New Roman" w:eastAsia="Times New Roman" w:cs="Times New Roman"/>
-        </w:rPr>
-        <w:t>，</w:t>
-      </w:r>
-      <w:r>
-        <w:rPr>
-          <w:rFonts w:hint="eastAsia" w:ascii="Times New Roman" w:hAnsi="Times New Roman" w:eastAsia="FangSong" w:cs="Times New Roman"/>
-        </w:rPr>
-        <w:t>写出化学反应方程式</w:t>
-      </w:r>
-      <w:r>
-        <w:rPr>
-          <w:rFonts w:hint="eastAsia" w:ascii="Times New Roman" w:hAnsi="Times New Roman" w:eastAsia="Times New Roman" w:cs="Times New Roman"/>
-        </w:rPr>
-        <w:t>。</w:t>
-      </w:r>
-    </w:p>
-    <w:p>
-      <w:pPr>
-        <w:numPr>
-          <w:ilvl w:val="0"/>
-          <w:numId w:val="1007"/>
-        </w:numPr>
-      </w:pPr>
-      <w:r>
-        <w:rPr>
-          <w:rFonts w:hint="eastAsia" w:ascii="Times New Roman" w:hAnsi="Times New Roman" w:eastAsia="FangSong" w:cs="Times New Roman"/>
-        </w:rPr>
-        <w:t xml:space="preserve">若用</w:t>
-      </w:r>
-      <w:r>
-        <w:rPr>
-          <w:rFonts w:ascii="Times New Roman" w:hAnsi="Times New Roman" w:eastAsia="Times New Roman" w:cs="Times New Roman"/>
-        </w:rPr>
-        <w:t xml:space="preserve"> LiNiO</w:t>
-      </w:r>
-      <w:r>
-        <w:rPr>
-          <w:rFonts w:ascii="Times New Roman" w:hAnsi="Times New Roman" w:eastAsia="Times New Roman" w:cs="Times New Roman"/>
-          <w:vertAlign w:val="subscript"/>
-        </w:rPr>
-        <w:t>2</w:t>
-      </w:r>
       <w:r>
         <w:rPr>
           <w:rFonts w:ascii="Times New Roman" w:hAnsi="Times New Roman" w:eastAsia="Times New Roman" w:cs="Times New Roman"/>
@@ -8115,25 +8003,43 @@
         <w:rPr>
           <w:rFonts w:hint="eastAsia" w:ascii="Times New Roman" w:hAnsi="Times New Roman" w:eastAsia="FangSong" w:cs="Times New Roman"/>
         </w:rPr>
-        <w:t>作为锂离子电池的两极</w:t>
-      </w:r>
-      <w:r>
-        <w:rPr>
-          <w:rFonts w:hint="eastAsia" w:ascii="Times New Roman" w:hAnsi="Times New Roman" w:eastAsia="Times New Roman" w:cs="Times New Roman"/>
-        </w:rPr>
-        <w:t>，</w:t>
-      </w:r>
-      <w:r>
-        <w:rPr>
-          <w:rFonts w:hint="eastAsia" w:ascii="Times New Roman" w:hAnsi="Times New Roman" w:eastAsia="FangSong" w:cs="Times New Roman"/>
-        </w:rPr>
-        <w:t>写出充电过程中两极发生反应的化学方程式</w:t>
-      </w:r>
-      <w:r>
-        <w:rPr>
-          <w:rFonts w:hint="eastAsia" w:ascii="Times New Roman" w:hAnsi="Times New Roman" w:eastAsia="Times New Roman" w:cs="Times New Roman"/>
-        </w:rPr>
-        <w:t>。</w:t>
+        <w:t>中</w:t>
+      </w:r>
+      <w:r>
+        <w:rPr>
+          <w:rFonts w:hint="eastAsia" w:ascii="Times New Roman" w:hAnsi="Times New Roman" w:eastAsia="Times New Roman" w:cs="Times New Roman"/>
+        </w:rPr>
+        <w:t>，Ni</w:t>
+      </w:r>
+      <w:r>
+        <w:rPr>
+          <w:rFonts w:ascii="Times New Roman" w:hAnsi="Times New Roman" w:eastAsia="Times New Roman" w:cs="Times New Roman"/>
+        </w:rPr>
+        <w:t xml:space="preserve"> </w:t>
+      </w:r>
+      <w:r>
+        <w:rPr>
+          <w:rFonts w:hint="eastAsia" w:ascii="Times New Roman" w:hAnsi="Times New Roman" w:eastAsia="FangSong" w:cs="Times New Roman"/>
+        </w:rPr>
+        <w:t xml:space="preserve">和</w:t>
+      </w:r>
+      <w:r>
+        <w:rPr>
+          <w:rFonts w:ascii="Times New Roman" w:hAnsi="Times New Roman" w:eastAsia="Times New Roman" w:cs="Times New Roman"/>
+        </w:rPr>
+        <w:t xml:space="preserve"> Ti </w:t>
+      </w:r>
+      <w:r>
+        <w:rPr>
+          <w:rFonts w:hint="eastAsia" w:ascii="Times New Roman" w:hAnsi="Times New Roman" w:eastAsia="FangSong" w:cs="Times New Roman"/>
+        </w:rPr>
+        <w:t>元素的氧化数各为多少</w:t>
+      </w:r>
+      <w:r>
+        <w:rPr>
+          <w:rFonts w:hint="eastAsia" w:ascii="Times New Roman" w:hAnsi="Times New Roman" w:eastAsia="Times New Roman" w:cs="Times New Roman"/>
+        </w:rPr>
+        <w:t>？</w:t>
       </w:r>
     </w:p>
     <w:p>
@@ -8143,6 +8049,56 @@
           <w:numId w:val="1007"/>
         </w:numPr>
       </w:pPr>
+      <w:r>
+        <w:rPr>
+          <w:rFonts w:hint="eastAsia" w:ascii="Times New Roman" w:hAnsi="Times New Roman" w:eastAsia="FangSong" w:cs="Times New Roman"/>
+        </w:rPr>
+        <w:t xml:space="preserve">将</w:t>
+      </w:r>
+      <w:r>
+        <w:rPr>
+          <w:rFonts w:ascii="Times New Roman" w:hAnsi="Times New Roman" w:eastAsia="Times New Roman" w:cs="Times New Roman"/>
+        </w:rPr>
+        <w:t xml:space="preserve"> </w:t>
+      </w:r>
+      <m:oMath>
+        <m:r>
+          <m:t>T</m:t>
+        </m:r>
+        <m:r>
+          <m:t>i</m:t>
+        </m:r>
+        <m:sSub>
+          <m:e>
+            <m:r>
+              <m:t>O</m:t>
+            </m:r>
+          </m:e>
+          <m:sub>
+            <m:r>
+              <m:t>2</m:t>
+            </m:r>
+          </m:sub>
+        </m:sSub>
+      </m:oMath>
+      <w:r>
+        <w:rPr>
+          <w:rFonts w:ascii="Times New Roman" w:hAnsi="Times New Roman" w:eastAsia="Times New Roman" w:cs="Times New Roman"/>
+        </w:rPr>
+        <w:t xml:space="preserve"> </w:t>
+      </w:r>
+      <w:r>
+        <w:rPr>
+          <w:rFonts w:hint="eastAsia" w:ascii="Times New Roman" w:hAnsi="Times New Roman" w:eastAsia="FangSong" w:cs="Times New Roman"/>
+        </w:rPr>
+        <w:t xml:space="preserve">和</w:t>
+      </w:r>
+      <w:r>
+        <w:rPr>
+          <w:rFonts w:ascii="Times New Roman" w:hAnsi="Times New Roman" w:eastAsia="Times New Roman" w:cs="Times New Roman"/>
+        </w:rPr>
+        <w:t xml:space="preserve"> </w:t>
+      </w:r>
       <m:oMath>
         <m:oMathPr>
           <m:ctrlPr>
@@ -8163,34 +8119,22 @@
           </m:e>
           <m:sub>
             <m:r>
-              <m:t>4</m:t>
+              <m:t>2</m:t>
             </m:r>
           </m:sub>
         </m:sSub>
         <m:r>
-          <m:t>T</m:t>
+          <m:t>C</m:t>
         </m:r>
         <m:sSub>
           <m:e>
             <m:r>
-              <m:t>i</m:t>
+              <m:t>O</m:t>
             </m:r>
           </m:e>
           <m:sub>
             <m:r>
-              <m:t>5</m:t>
-            </m:r>
-          </m:sub>
-        </m:sSub>
-        <m:sSub>
-          <m:e>
-            <m:r>
-              <m:t>O</m:t>
-            </m:r>
-          </m:e>
-          <m:sub>
-            <m:r>
-              <m:t>12</m:t>
+              <m:t>3</m:t>
             </m:r>
           </m:sub>
         </m:sSub>
@@ -8205,7 +8149,25 @@
         <w:rPr>
           <w:rFonts w:hint="eastAsia" w:ascii="Times New Roman" w:hAnsi="Times New Roman" w:eastAsia="FangSong" w:cs="Times New Roman"/>
         </w:rPr>
-        <w:t xml:space="preserve">与</w:t>
+        <w:t xml:space="preserve">混合后在空气中加热到</w:t>
+      </w:r>
+      <w:r>
+        <w:rPr>
+          <w:rFonts w:ascii="Times New Roman" w:hAnsi="Times New Roman" w:eastAsia="Times New Roman" w:cs="Times New Roman"/>
+        </w:rPr>
+        <w:t xml:space="preserve"> 1073 </w:t>
+      </w:r>
+      <w:r>
+        <w:rPr>
+          <w:rFonts w:hint="eastAsia" w:ascii="Times New Roman" w:hAnsi="Times New Roman" w:eastAsia="Times New Roman" w:cs="Times New Roman"/>
+        </w:rPr>
+        <w:t>K，</w:t>
+      </w:r>
+      <w:r>
+        <w:rPr>
+          <w:rFonts w:hint="eastAsia" w:ascii="Times New Roman" w:hAnsi="Times New Roman" w:eastAsia="FangSong" w:cs="Times New Roman"/>
+        </w:rPr>
+        <w:t>可得到</w:t>
       </w:r>
       <w:r>
         <w:rPr>
@@ -8233,7 +8195,7 @@
           </m:e>
           <m:sub>
             <m:r>
-              <m:t>7</m:t>
+              <m:t>4</m:t>
             </m:r>
           </m:sub>
         </m:sSub>
@@ -8267,30 +8229,6 @@
       </m:oMath>
       <w:r>
         <w:rPr>
-          <w:rFonts w:ascii="Times New Roman" w:hAnsi="Times New Roman" w:eastAsia="Times New Roman" w:cs="Times New Roman"/>
-        </w:rPr>
-        <w:t xml:space="preserve"> </w:t>
-      </w:r>
-      <w:r>
-        <w:rPr>
-          <w:rFonts w:hint="eastAsia" w:ascii="Times New Roman" w:hAnsi="Times New Roman" w:eastAsia="FangSong" w:cs="Times New Roman"/>
-        </w:rPr>
-        <w:t>结构相似</w:t>
-      </w:r>
-      <w:r>
-        <w:rPr>
-          <w:rFonts w:hint="eastAsia" w:ascii="Times New Roman" w:hAnsi="Times New Roman" w:eastAsia="Times New Roman" w:cs="Times New Roman"/>
-        </w:rPr>
-        <w:t>、</w:t>
-      </w:r>
-      <w:r>
-        <w:rPr>
-          <w:rFonts w:hint="eastAsia" w:ascii="Times New Roman" w:hAnsi="Times New Roman" w:eastAsia="FangSong" w:cs="Times New Roman"/>
-        </w:rPr>
-        <w:t>晶格常数相近</w:t>
-      </w:r>
-      <w:r>
-        <w:rPr>
           <w:rFonts w:hint="eastAsia" w:ascii="Times New Roman" w:hAnsi="Times New Roman" w:eastAsia="Times New Roman" w:cs="Times New Roman"/>
         </w:rPr>
         <w:t>，</w:t>
@@ -8299,31 +8237,7 @@
         <w:rPr>
           <w:rFonts w:hint="eastAsia" w:ascii="Times New Roman" w:hAnsi="Times New Roman" w:eastAsia="FangSong" w:cs="Times New Roman"/>
         </w:rPr>
-        <w:t>被誉为</w:t>
-      </w:r>
-      <w:r>
-        <w:rPr>
-          <w:rFonts w:hint="eastAsia" w:ascii="Times New Roman" w:hAnsi="Times New Roman" w:eastAsia="Times New Roman" w:cs="Times New Roman"/>
-        </w:rPr>
-        <w:t>”</w:t>
-      </w:r>
-      <w:r>
-        <w:rPr>
-          <w:rFonts w:hint="eastAsia" w:ascii="Times New Roman" w:hAnsi="Times New Roman" w:eastAsia="FangSong" w:cs="Times New Roman"/>
-        </w:rPr>
-        <w:t>零应变</w:t>
-      </w:r>
-      <w:r>
-        <w:rPr>
-          <w:rFonts w:hint="eastAsia" w:ascii="Times New Roman" w:hAnsi="Times New Roman" w:eastAsia="Times New Roman" w:cs="Times New Roman"/>
-        </w:rPr>
-        <w:t>”</w:t>
-      </w:r>
-      <w:r>
-        <w:rPr>
-          <w:rFonts w:hint="eastAsia" w:ascii="Times New Roman" w:hAnsi="Times New Roman" w:eastAsia="FangSong" w:cs="Times New Roman"/>
-        </w:rPr>
-        <w:t>材料</w:t>
+        <w:t>写出化学反应方程式</w:t>
       </w:r>
       <w:r>
         <w:rPr>
@@ -8331,11 +8245,19 @@
         </w:rPr>
         <w:t>。</w:t>
       </w:r>
-      <w:r>
-        <w:rPr>
-          <w:rFonts w:hint="eastAsia" w:ascii="Times New Roman" w:hAnsi="Times New Roman" w:eastAsia="FangSong" w:cs="Times New Roman"/>
-        </w:rPr>
-        <w:t>这对</w:t>
+    </w:p>
+    <w:p>
+      <w:pPr>
+        <w:numPr>
+          <w:ilvl w:val="0"/>
+          <w:numId w:val="1007"/>
+        </w:numPr>
+      </w:pPr>
+      <w:r>
+        <w:rPr>
+          <w:rFonts w:hint="eastAsia" w:ascii="Times New Roman" w:hAnsi="Times New Roman" w:eastAsia="FangSong" w:cs="Times New Roman"/>
+        </w:rPr>
+        <w:t xml:space="preserve">若用</w:t>
       </w:r>
       <w:r>
         <w:rPr>
@@ -8355,42 +8277,24 @@
         <m:r>
           <m:t>L</m:t>
         </m:r>
+        <m:r>
+          <m:t>i</m:t>
+        </m:r>
+        <m:r>
+          <m:t>N</m:t>
+        </m:r>
+        <m:r>
+          <m:t>i</m:t>
+        </m:r>
         <m:sSub>
           <m:e>
             <m:r>
-              <m:t>i</m:t>
+              <m:t>O</m:t>
             </m:r>
           </m:e>
           <m:sub>
             <m:r>
-              <m:t>4</m:t>
-            </m:r>
-          </m:sub>
-        </m:sSub>
-        <m:r>
-          <m:t>T</m:t>
-        </m:r>
-        <m:sSub>
-          <m:e>
-            <m:r>
-              <m:t>i</m:t>
-            </m:r>
-          </m:e>
-          <m:sub>
-            <m:r>
-              <m:t>5</m:t>
-            </m:r>
-          </m:sub>
-        </m:sSub>
-        <m:sSub>
-          <m:e>
-            <m:r>
-              <m:t>O</m:t>
-            </m:r>
-          </m:e>
-          <m:sub>
-            <m:r>
-              <m:t>12</m:t>
+              <m:t>2</m:t>
             </m:r>
           </m:sub>
         </m:sSub>
@@ -8405,39 +8309,7 @@
         <w:rPr>
           <w:rFonts w:hint="eastAsia" w:ascii="Times New Roman" w:hAnsi="Times New Roman" w:eastAsia="FangSong" w:cs="Times New Roman"/>
         </w:rPr>
-        <w:t>用作锂离子电池负极有什么好处</w:t>
-      </w:r>
-      <w:r>
-        <w:rPr>
-          <w:rFonts w:hint="eastAsia" w:ascii="Times New Roman" w:hAnsi="Times New Roman" w:eastAsia="Times New Roman" w:cs="Times New Roman"/>
-        </w:rPr>
-        <w:t>？</w:t>
-      </w:r>
-    </w:p>
-    <w:p>
-      <w:pPr>
-        <w:numPr>
-          <w:ilvl w:val="0"/>
-          <w:numId w:val="1007"/>
-        </w:numPr>
-      </w:pPr>
-      <w:r>
-        <w:rPr>
-          <w:rFonts w:hint="eastAsia" w:ascii="Times New Roman" w:hAnsi="Times New Roman" w:eastAsia="FangSong" w:cs="Times New Roman"/>
-        </w:rPr>
-        <w:t>作为锂离子电池的负极材料</w:t>
-      </w:r>
-      <w:r>
-        <w:rPr>
-          <w:rFonts w:hint="eastAsia" w:ascii="Times New Roman" w:hAnsi="Times New Roman" w:eastAsia="Times New Roman" w:cs="Times New Roman"/>
-        </w:rPr>
-        <w:t>，</w:t>
-      </w:r>
-      <w:r>
-        <w:rPr>
-          <w:rFonts w:hint="eastAsia" w:ascii="Times New Roman" w:hAnsi="Times New Roman" w:eastAsia="FangSong" w:cs="Times New Roman"/>
-        </w:rPr>
-        <w:t>导电能力太差是</w:t>
+        <w:t xml:space="preserve">与</w:t>
       </w:r>
       <w:r>
         <w:rPr>
@@ -8507,7 +8379,7 @@
         <w:rPr>
           <w:rFonts w:hint="eastAsia" w:ascii="Times New Roman" w:hAnsi="Times New Roman" w:eastAsia="FangSong" w:cs="Times New Roman"/>
         </w:rPr>
-        <w:t>的主要缺点</w:t>
+        <w:t>作为锂离子电池的两极</w:t>
       </w:r>
       <w:r>
         <w:rPr>
@@ -8519,433 +8391,22 @@
         <w:rPr>
           <w:rFonts w:hint="eastAsia" w:ascii="Times New Roman" w:hAnsi="Times New Roman" w:eastAsia="FangSong" w:cs="Times New Roman"/>
         </w:rPr>
-        <w:t>应如何改进其导电性能</w:t>
-      </w:r>
-      <w:r>
-        <w:rPr>
-          <w:rFonts w:hint="eastAsia" w:ascii="Times New Roman" w:hAnsi="Times New Roman" w:eastAsia="Times New Roman" w:cs="Times New Roman"/>
-        </w:rPr>
-        <w:t>？</w:t>
-      </w:r>
-    </w:p>
-    <w:p>
-      <w:pPr>
-        <w:pStyle w:val="FirstParagraph"/>
-      </w:pPr>
-      <w:r>
-        <w:rPr>
-          <w:rFonts w:hint="eastAsia" w:ascii="Times New Roman" w:hAnsi="Times New Roman" w:eastAsia="FangSong" w:cs="Times New Roman"/>
-          <w:b/>
-          <w:bCs/>
-        </w:rPr>
-        <w:t xml:space="preserve">参考答案</w:t>
-      </w:r>
-    </w:p>
-    <w:bookmarkEnd w:id="47"/>
-    <w:bookmarkStart w:id="48" w:name="参考答案-6"/>
-    <w:p>
-      <w:pPr>
-        <w:pStyle w:val="Heading2"/>
-        <w:spacing w:before="280" w:after="120"/>
-      </w:pPr>
-      <w:r>
-        <w:rPr>
-          <w:rFonts w:hint="eastAsia" w:ascii="Times New Roman" w:hAnsi="Times New Roman" w:eastAsia="SimHei" w:cs="Times New Roman"/>
-        </w:rPr>
-        <w:t xml:space="preserve">参考答案</w:t>
-      </w:r>
-    </w:p>
-    <w:bookmarkEnd w:id="48"/>
-    <w:bookmarkStart w:id="49" w:name="第-9-题"/>
-    <w:p>
-      <w:pPr>
-        <w:pStyle w:val="Heading2"/>
-        <w:spacing w:before="280" w:after="120"/>
-      </w:pPr>
-      <w:r>
-        <w:rPr>
-          <w:rFonts w:hint="eastAsia" w:ascii="Times New Roman" w:hAnsi="Times New Roman" w:eastAsia="SimHei" w:cs="Times New Roman"/>
-        </w:rPr>
-        <w:t xml:space="preserve">第</w:t>
-      </w:r>
-      <w:r>
-        <w:rPr>
-          <w:rFonts w:ascii="Times New Roman" w:hAnsi="Times New Roman" w:eastAsia="Times New Roman" w:cs="Times New Roman"/>
-        </w:rPr>
-        <w:t xml:space="preserve"> 9 </w:t>
-      </w:r>
-      <w:r>
-        <w:rPr>
-          <w:rFonts w:hint="eastAsia" w:ascii="Times New Roman" w:hAnsi="Times New Roman" w:eastAsia="SimHei" w:cs="Times New Roman"/>
-        </w:rPr>
-        <w:t xml:space="preserve">题</w:t>
-      </w:r>
-    </w:p>
-    <w:p>
-      <w:pPr>
-        <w:pStyle w:val="BlockText"/>
-      </w:pPr>
-      <w:r>
-        <w:rPr>
-          <w:rFonts w:hint="eastAsia" w:ascii="Times New Roman" w:hAnsi="Times New Roman" w:eastAsia="FangSong" w:cs="Times New Roman"/>
-        </w:rPr>
-        <w:t>来源</w:t>
-      </w:r>
-      <w:r>
-        <w:rPr>
-          <w:rFonts w:hint="eastAsia" w:ascii="Times New Roman" w:hAnsi="Times New Roman" w:eastAsia="Times New Roman" w:cs="Times New Roman"/>
-        </w:rPr>
-        <w:t>：</w:t>
-      </w:r>
-      <w:r>
-        <w:rPr>
-          <w:rFonts w:hint="eastAsia" w:ascii="Times New Roman" w:hAnsi="Times New Roman" w:eastAsia="FangSong" w:cs="Times New Roman"/>
-        </w:rPr>
-        <w:t>高中化学竞赛教程第二分册</w:t>
-      </w:r>
-      <w:r>
-        <w:rPr>
-          <w:rFonts w:ascii="Times New Roman" w:hAnsi="Times New Roman" w:eastAsia="Times New Roman" w:cs="Times New Roman"/>
-        </w:rPr>
-        <w:t xml:space="preserve"> </w:t>
-      </w:r>
-      <w:r>
-        <w:rPr>
-          <w:rFonts w:hint="eastAsia" w:ascii="Times New Roman" w:hAnsi="Times New Roman" w:eastAsia="FangSong" w:cs="Times New Roman"/>
-        </w:rPr>
-        <w:t>第</w:t>
-      </w:r>
-      <w:r>
-        <w:rPr>
-          <w:rFonts w:hint="eastAsia" w:ascii="Times New Roman" w:hAnsi="Times New Roman" w:eastAsia="Times New Roman" w:cs="Times New Roman"/>
-        </w:rPr>
-        <w:t>5</w:t>
-      </w:r>
-      <w:r>
-        <w:rPr>
-          <w:rFonts w:hint="eastAsia" w:ascii="Times New Roman" w:hAnsi="Times New Roman" w:eastAsia="FangSong" w:cs="Times New Roman"/>
-        </w:rPr>
-        <w:t>讲</w:t>
-      </w:r>
-    </w:p>
-    <w:p>
-      <w:pPr>
-        <w:pStyle w:val="FirstParagraph"/>
-      </w:pPr>
-      <w:r>
-        <w:rPr>
-          <w:rFonts w:hint="eastAsia" w:ascii="Times New Roman" w:hAnsi="Times New Roman" w:eastAsia="Times New Roman" w:cs="Times New Roman"/>
-        </w:rPr>
-        <w:t>【</w:t>
-      </w:r>
-      <w:r>
-        <w:rPr>
-          <w:rFonts w:hint="eastAsia" w:ascii="Times New Roman" w:hAnsi="Times New Roman" w:eastAsia="FangSong" w:cs="Times New Roman"/>
-        </w:rPr>
-        <w:t>例</w:t>
-      </w:r>
-      <w:r>
-        <w:rPr>
-          <w:rFonts w:hint="eastAsia" w:ascii="Times New Roman" w:hAnsi="Times New Roman" w:eastAsia="Times New Roman" w:cs="Times New Roman"/>
-        </w:rPr>
-        <w:t>1】</w:t>
-      </w:r>
-      <w:r>
-        <w:rPr>
-          <w:rFonts w:hint="eastAsia" w:ascii="Times New Roman" w:hAnsi="Times New Roman" w:eastAsia="FangSong" w:cs="Times New Roman"/>
-        </w:rPr>
-        <w:t>含有银</w:t>
-      </w:r>
-      <w:r>
-        <w:rPr>
-          <w:rFonts w:hint="eastAsia" w:ascii="Times New Roman" w:hAnsi="Times New Roman" w:eastAsia="Times New Roman" w:cs="Times New Roman"/>
-        </w:rPr>
-        <w:t>、</w:t>
-      </w:r>
-      <w:r>
-        <w:rPr>
-          <w:rFonts w:hint="eastAsia" w:ascii="Times New Roman" w:hAnsi="Times New Roman" w:eastAsia="FangSong" w:cs="Times New Roman"/>
-        </w:rPr>
-        <w:t>铜</w:t>
-      </w:r>
-      <w:r>
-        <w:rPr>
-          <w:rFonts w:hint="eastAsia" w:ascii="Times New Roman" w:hAnsi="Times New Roman" w:eastAsia="Times New Roman" w:cs="Times New Roman"/>
-        </w:rPr>
-        <w:t>、</w:t>
-      </w:r>
-      <w:r>
-        <w:rPr>
-          <w:rFonts w:hint="eastAsia" w:ascii="Times New Roman" w:hAnsi="Times New Roman" w:eastAsia="FangSong" w:cs="Times New Roman"/>
-        </w:rPr>
-        <w:t>铬的一种合金</w:t>
-      </w:r>
-      <w:r>
-        <w:rPr>
-          <w:rFonts w:hint="eastAsia" w:ascii="Times New Roman" w:hAnsi="Times New Roman" w:eastAsia="Times New Roman" w:cs="Times New Roman"/>
-        </w:rPr>
-        <w:t>，</w:t>
-      </w:r>
-      <w:r>
-        <w:rPr>
-          <w:rFonts w:hint="eastAsia" w:ascii="Times New Roman" w:hAnsi="Times New Roman" w:eastAsia="FangSong" w:cs="Times New Roman"/>
-        </w:rPr>
-        <w:t>质量为</w:t>
-      </w:r>
-      <w:r>
-        <w:rPr>
-          <w:rFonts w:ascii="Times New Roman" w:hAnsi="Times New Roman" w:eastAsia="Times New Roman" w:cs="Times New Roman"/>
-        </w:rPr>
-        <w:t xml:space="preserve"> 1.500 </w:t>
-      </w:r>
-      <w:r>
-        <w:rPr>
-          <w:rFonts w:hint="eastAsia" w:ascii="Times New Roman" w:hAnsi="Times New Roman" w:eastAsia="Times New Roman" w:cs="Times New Roman"/>
-        </w:rPr>
-        <w:t>g，</w:t>
-      </w:r>
-      <w:r>
-        <w:rPr>
-          <w:rFonts w:hint="eastAsia" w:ascii="Times New Roman" w:hAnsi="Times New Roman" w:eastAsia="FangSong" w:cs="Times New Roman"/>
-        </w:rPr>
-        <w:t>溶解后溶液中含有</w:t>
-      </w:r>
-      <w:r>
-        <w:rPr>
-          <w:rFonts w:ascii="Times New Roman" w:hAnsi="Times New Roman" w:eastAsia="Times New Roman" w:cs="Times New Roman"/>
-        </w:rPr>
-        <w:t xml:space="preserve"> </w:t>
-      </w:r>
-      <w:r>
-        <w:rPr>
-          <w:rFonts w:hint="eastAsia" w:ascii="Times New Roman" w:hAnsi="Times New Roman" w:eastAsia="Times New Roman" w:cs="Times New Roman"/>
-        </w:rPr>
-        <w:t>Ag</w:t>
-      </w:r>
-      <w:r>
-        <w:rPr>
-          <w:rFonts w:hint="eastAsia" w:ascii="Times New Roman" w:hAnsi="Times New Roman" w:eastAsia="Times New Roman" w:cs="Times New Roman"/>
-          <w:vertAlign w:val="superscript"/>
-        </w:rPr>
-        <w:t>+</w:t>
-      </w:r>
-      <w:r>
-        <w:rPr>
-          <w:rFonts w:hint="eastAsia" w:ascii="Times New Roman" w:hAnsi="Times New Roman" w:eastAsia="Times New Roman" w:cs="Times New Roman"/>
-        </w:rPr>
-        <w:t>、Cu</w:t>
-      </w:r>
-      <w:r>
-        <w:rPr>
-          <w:rFonts w:hint="eastAsia" w:ascii="Times New Roman" w:hAnsi="Times New Roman" w:eastAsia="Times New Roman" w:cs="Times New Roman"/>
-          <w:vertAlign w:val="superscript"/>
-        </w:rPr>
-        <w:t>2+</w:t>
-      </w:r>
-      <w:r>
-        <w:rPr>
-          <w:rFonts w:hint="eastAsia" w:ascii="Times New Roman" w:hAnsi="Times New Roman" w:eastAsia="Times New Roman" w:cs="Times New Roman"/>
-        </w:rPr>
-        <w:t>、Cr</w:t>
-      </w:r>
-      <w:r>
-        <w:rPr>
-          <w:rFonts w:hint="eastAsia" w:ascii="Times New Roman" w:hAnsi="Times New Roman" w:eastAsia="Times New Roman" w:cs="Times New Roman"/>
-          <w:vertAlign w:val="superscript"/>
-        </w:rPr>
-        <w:t>3+</w:t>
-      </w:r>
-      <w:r>
-        <w:rPr>
-          <w:rFonts w:hint="eastAsia" w:ascii="Times New Roman" w:hAnsi="Times New Roman" w:eastAsia="Times New Roman" w:cs="Times New Roman"/>
-        </w:rPr>
-        <w:t>，</w:t>
-      </w:r>
-      <w:r>
-        <w:rPr>
-          <w:rFonts w:hint="eastAsia" w:ascii="Times New Roman" w:hAnsi="Times New Roman" w:eastAsia="FangSong" w:cs="Times New Roman"/>
-        </w:rPr>
-        <w:t>用水稀释到</w:t>
-      </w:r>
-      <w:r>
-        <w:rPr>
-          <w:rFonts w:ascii="Times New Roman" w:hAnsi="Times New Roman" w:eastAsia="Times New Roman" w:cs="Times New Roman"/>
-        </w:rPr>
-        <w:t xml:space="preserve"> 500.00 mL。</w:t>
+        <w:t>写出充电过程中两极发生反应的化学方程式</w:t>
+      </w:r>
+      <w:r>
+        <w:rPr>
+          <w:rFonts w:hint="eastAsia" w:ascii="Times New Roman" w:hAnsi="Times New Roman" w:eastAsia="Times New Roman" w:cs="Times New Roman"/>
+        </w:rPr>
+        <w:t>。</w:t>
       </w:r>
     </w:p>
     <w:p>
       <w:pPr>
         <w:numPr>
           <w:ilvl w:val="0"/>
-          <w:numId w:val="1008"/>
+          <w:numId w:val="1007"/>
         </w:numPr>
       </w:pPr>
-      <w:r>
-        <w:rPr>
-          <w:rFonts w:hint="eastAsia" w:ascii="Times New Roman" w:hAnsi="Times New Roman" w:eastAsia="FangSong" w:cs="Times New Roman"/>
-        </w:rPr>
-        <w:t xml:space="preserve">取出</w:t>
-      </w:r>
-      <w:r>
-        <w:rPr>
-          <w:rFonts w:ascii="Times New Roman" w:hAnsi="Times New Roman" w:eastAsia="Times New Roman" w:cs="Times New Roman"/>
-        </w:rPr>
-        <w:t xml:space="preserve"> 50.00 mL </w:t>
-      </w:r>
-      <w:r>
-        <w:rPr>
-          <w:rFonts w:hint="eastAsia" w:ascii="Times New Roman" w:hAnsi="Times New Roman" w:eastAsia="FangSong" w:cs="Times New Roman"/>
-        </w:rPr>
-        <w:t>溶液</w:t>
-      </w:r>
-      <w:r>
-        <w:rPr>
-          <w:rFonts w:hint="eastAsia" w:ascii="Times New Roman" w:hAnsi="Times New Roman" w:eastAsia="Times New Roman" w:cs="Times New Roman"/>
-        </w:rPr>
-        <w:t>，</w:t>
-      </w:r>
-      <w:r>
-        <w:rPr>
-          <w:rFonts w:hint="eastAsia" w:ascii="Times New Roman" w:hAnsi="Times New Roman" w:eastAsia="FangSong" w:cs="Times New Roman"/>
-        </w:rPr>
-        <w:t>加入过量稀碱溶液</w:t>
-      </w:r>
-      <w:r>
-        <w:rPr>
-          <w:rFonts w:hint="eastAsia" w:ascii="Times New Roman" w:hAnsi="Times New Roman" w:eastAsia="Times New Roman" w:cs="Times New Roman"/>
-        </w:rPr>
-        <w:t>，</w:t>
-      </w:r>
-      <w:r>
-        <w:rPr>
-          <w:rFonts w:hint="eastAsia" w:ascii="Times New Roman" w:hAnsi="Times New Roman" w:eastAsia="FangSong" w:cs="Times New Roman"/>
-        </w:rPr>
-        <w:t>分离出沉淀物</w:t>
-      </w:r>
-      <w:r>
-        <w:rPr>
-          <w:rFonts w:hint="eastAsia" w:ascii="Times New Roman" w:hAnsi="Times New Roman" w:eastAsia="Times New Roman" w:cs="Times New Roman"/>
-        </w:rPr>
-        <w:t>，</w:t>
-      </w:r>
-      <w:r>
-        <w:rPr>
-          <w:rFonts w:hint="eastAsia" w:ascii="Times New Roman" w:hAnsi="Times New Roman" w:eastAsia="FangSong" w:cs="Times New Roman"/>
-        </w:rPr>
-        <w:t>滤液用足量</w:t>
-      </w:r>
-      <w:r>
-        <w:rPr>
-          <w:rFonts w:ascii="Times New Roman" w:hAnsi="Times New Roman" w:eastAsia="Times New Roman" w:cs="Times New Roman"/>
-        </w:rPr>
-        <w:t xml:space="preserve"> </w:t>
-      </w:r>
-      <m:oMath>
-        <m:sSub>
-          <m:e>
-            <m:r>
-              <m:t>H</m:t>
-            </m:r>
-          </m:e>
-          <m:sub>
-            <m:r>
-              <m:t>2</m:t>
-            </m:r>
-          </m:sub>
-        </m:sSub>
-        <m:sSub>
-          <m:e>
-            <m:r>
-              <m:t>O</m:t>
-            </m:r>
-          </m:e>
-          <m:sub>
-            <m:r>
-              <m:t>2</m:t>
-            </m:r>
-          </m:sub>
-        </m:sSub>
-      </m:oMath>
-      <w:r>
-        <w:rPr>
-          <w:rFonts w:ascii="Times New Roman" w:hAnsi="Times New Roman" w:eastAsia="Times New Roman" w:cs="Times New Roman"/>
-        </w:rPr>
-        <w:t xml:space="preserve"> </w:t>
-      </w:r>
-      <w:r>
-        <w:rPr>
-          <w:rFonts w:hint="eastAsia" w:ascii="Times New Roman" w:hAnsi="Times New Roman" w:eastAsia="FangSong" w:cs="Times New Roman"/>
-        </w:rPr>
-        <w:t>氧化</w:t>
-      </w:r>
-      <w:r>
-        <w:rPr>
-          <w:rFonts w:hint="eastAsia" w:ascii="Times New Roman" w:hAnsi="Times New Roman" w:eastAsia="Times New Roman" w:cs="Times New Roman"/>
-        </w:rPr>
-        <w:t>，</w:t>
-      </w:r>
-      <w:r>
-        <w:rPr>
-          <w:rFonts w:hint="eastAsia" w:ascii="Times New Roman" w:hAnsi="Times New Roman" w:eastAsia="FangSong" w:cs="Times New Roman"/>
-        </w:rPr>
-        <w:t>酸化上述溶液</w:t>
-      </w:r>
-      <w:r>
-        <w:rPr>
-          <w:rFonts w:hint="eastAsia" w:ascii="Times New Roman" w:hAnsi="Times New Roman" w:eastAsia="Times New Roman" w:cs="Times New Roman"/>
-        </w:rPr>
-        <w:t>，</w:t>
-      </w:r>
-      <w:r>
-        <w:rPr>
-          <w:rFonts w:hint="eastAsia" w:ascii="Times New Roman" w:hAnsi="Times New Roman" w:eastAsia="FangSong" w:cs="Times New Roman"/>
-        </w:rPr>
-        <w:t>用</w:t>
-      </w:r>
-      <w:r>
-        <w:rPr>
-          <w:rFonts w:ascii="Times New Roman" w:hAnsi="Times New Roman" w:eastAsia="Times New Roman" w:cs="Times New Roman"/>
-        </w:rPr>
-        <w:t xml:space="preserve"> 25.00 mL 0.100 mol·L</w:t>
-      </w:r>
-      <w:r>
-        <w:rPr>
-          <w:rFonts w:ascii="Times New Roman" w:hAnsi="Times New Roman" w:eastAsia="Times New Roman" w:cs="Times New Roman"/>
-          <w:vertAlign w:val="superscript"/>
-        </w:rPr>
-        <w:t>-1</w:t>
-      </w:r>
-      <w:r>
-        <w:rPr>
-          <w:rFonts w:ascii="Times New Roman" w:hAnsi="Times New Roman" w:eastAsia="Times New Roman" w:cs="Times New Roman"/>
-        </w:rPr>
-        <w:t xml:space="preserve"> </w:t>
-      </w:r>
-      <w:r>
-        <w:rPr>
-          <w:rFonts w:hint="eastAsia" w:ascii="Times New Roman" w:hAnsi="Times New Roman" w:eastAsia="FangSong" w:cs="Times New Roman"/>
-        </w:rPr>
-        <w:t xml:space="preserve">的</w:t>
-      </w:r>
-      <w:r>
-        <w:rPr>
-          <w:rFonts w:ascii="Times New Roman" w:hAnsi="Times New Roman" w:eastAsia="Times New Roman" w:cs="Times New Roman"/>
-        </w:rPr>
-        <w:t xml:space="preserve"> Fe(Ⅱ) </w:t>
-      </w:r>
-      <w:r>
-        <w:rPr>
-          <w:rFonts w:hint="eastAsia" w:ascii="Times New Roman" w:hAnsi="Times New Roman" w:eastAsia="FangSong" w:cs="Times New Roman"/>
-        </w:rPr>
-        <w:t xml:space="preserve">盐溶液还原其中的</w:t>
-      </w:r>
-      <w:r>
-        <w:rPr>
-          <w:rFonts w:ascii="Times New Roman" w:hAnsi="Times New Roman" w:eastAsia="Times New Roman" w:cs="Times New Roman"/>
-        </w:rPr>
-        <w:t xml:space="preserve"> </w:t>
-      </w:r>
       <m:oMath>
         <m:oMathPr>
           <m:ctrlPr>
@@ -8956,43 +8417,47 @@
           </m:ctrlPr>
         </m:oMathPr>
         <m:r>
-          <m:t>C</m:t>
+          <m:t>L</m:t>
         </m:r>
         <m:sSub>
           <m:e>
             <m:r>
-              <m:t>r</m:t>
+              <m:t>i</m:t>
             </m:r>
           </m:e>
           <m:sub>
             <m:r>
-              <m:t>2</m:t>
+              <m:t>4</m:t>
             </m:r>
           </m:sub>
         </m:sSub>
-        <m:sSubSup>
+        <m:r>
+          <m:t>T</m:t>
+        </m:r>
+        <m:sSub>
           <m:e>
             <m:r>
-              <m:t>O</m:t>
+              <m:t>i</m:t>
             </m:r>
           </m:e>
           <m:sub>
             <m:r>
-              <m:t>7</m:t>
+              <m:t>5</m:t>
             </m:r>
           </m:sub>
-          <m:sup>
-            <m:r>
-              <m:t>2</m:t>
-            </m:r>
-            <m:r>
-              <m:rPr>
-                <m:sty m:val="p"/>
-              </m:rPr>
-              <m:t>−</m:t>
-            </m:r>
-          </m:sup>
-        </m:sSubSup>
+        </m:sSub>
+        <m:sSub>
+          <m:e>
+            <m:r>
+              <m:t>O</m:t>
+            </m:r>
+          </m:e>
+          <m:sub>
+            <m:r>
+              <m:t>12</m:t>
+            </m:r>
+          </m:sub>
+        </m:sSub>
       </m:oMath>
       <w:r>
         <w:rPr>
@@ -9004,50 +8469,7 @@
         <w:rPr>
           <w:rFonts w:hint="eastAsia" w:ascii="Times New Roman" w:hAnsi="Times New Roman" w:eastAsia="FangSong" w:cs="Times New Roman"/>
         </w:rPr>
-        <w:t xml:space="preserve">生成</w:t>
-      </w:r>
-      <w:r>
-        <w:rPr>
-          <w:rFonts w:ascii="Times New Roman" w:hAnsi="Times New Roman" w:eastAsia="Times New Roman" w:cs="Times New Roman"/>
-        </w:rPr>
-        <w:t xml:space="preserve"> </w:t>
-      </w:r>
-      <w:r>
-        <w:rPr>
-          <w:rFonts w:hint="eastAsia" w:ascii="Times New Roman" w:hAnsi="Times New Roman" w:eastAsia="Times New Roman" w:cs="Times New Roman"/>
-        </w:rPr>
-        <w:t>Cr</w:t>
-      </w:r>
-      <w:r>
-        <w:rPr>
-          <w:rFonts w:hint="eastAsia" w:ascii="Times New Roman" w:hAnsi="Times New Roman" w:eastAsia="Times New Roman" w:cs="Times New Roman"/>
-          <w:vertAlign w:val="superscript"/>
-        </w:rPr>
-        <w:t>3+</w:t>
-      </w:r>
-      <w:r>
-        <w:rPr>
-          <w:rFonts w:hint="eastAsia" w:ascii="Times New Roman" w:hAnsi="Times New Roman" w:eastAsia="Times New Roman" w:cs="Times New Roman"/>
-        </w:rPr>
-        <w:t>，</w:t>
-      </w:r>
-      <w:r>
-        <w:rPr>
-          <w:rFonts w:hint="eastAsia" w:ascii="Times New Roman" w:hAnsi="Times New Roman" w:eastAsia="FangSong" w:cs="Times New Roman"/>
-        </w:rPr>
-        <w:t>未反应的</w:t>
-      </w:r>
-      <w:r>
-        <w:rPr>
-          <w:rFonts w:ascii="Times New Roman" w:hAnsi="Times New Roman" w:eastAsia="Times New Roman" w:cs="Times New Roman"/>
-        </w:rPr>
-        <w:t xml:space="preserve"> Fe(Ⅱ) </w:t>
-      </w:r>
-      <w:r>
-        <w:rPr>
-          <w:rFonts w:hint="eastAsia" w:ascii="Times New Roman" w:hAnsi="Times New Roman" w:eastAsia="FangSong" w:cs="Times New Roman"/>
-        </w:rPr>
-        <w:t xml:space="preserve">盐溶液用</w:t>
+        <w:t xml:space="preserve">与</w:t>
       </w:r>
       <w:r>
         <w:rPr>
@@ -9065,6 +8487,897 @@
           </m:ctrlPr>
         </m:oMathPr>
         <m:r>
+          <m:t>L</m:t>
+        </m:r>
+        <m:sSub>
+          <m:e>
+            <m:r>
+              <m:t>i</m:t>
+            </m:r>
+          </m:e>
+          <m:sub>
+            <m:r>
+              <m:t>7</m:t>
+            </m:r>
+          </m:sub>
+        </m:sSub>
+        <m:r>
+          <m:t>T</m:t>
+        </m:r>
+        <m:sSub>
+          <m:e>
+            <m:r>
+              <m:t>i</m:t>
+            </m:r>
+          </m:e>
+          <m:sub>
+            <m:r>
+              <m:t>5</m:t>
+            </m:r>
+          </m:sub>
+        </m:sSub>
+        <m:sSub>
+          <m:e>
+            <m:r>
+              <m:t>O</m:t>
+            </m:r>
+          </m:e>
+          <m:sub>
+            <m:r>
+              <m:t>12</m:t>
+            </m:r>
+          </m:sub>
+        </m:sSub>
+      </m:oMath>
+      <w:r>
+        <w:rPr>
+          <w:rFonts w:ascii="Times New Roman" w:hAnsi="Times New Roman" w:eastAsia="Times New Roman" w:cs="Times New Roman"/>
+        </w:rPr>
+        <w:t xml:space="preserve"> </w:t>
+      </w:r>
+      <w:r>
+        <w:rPr>
+          <w:rFonts w:hint="eastAsia" w:ascii="Times New Roman" w:hAnsi="Times New Roman" w:eastAsia="FangSong" w:cs="Times New Roman"/>
+        </w:rPr>
+        <w:t>结构相似</w:t>
+      </w:r>
+      <w:r>
+        <w:rPr>
+          <w:rFonts w:hint="eastAsia" w:ascii="Times New Roman" w:hAnsi="Times New Roman" w:eastAsia="Times New Roman" w:cs="Times New Roman"/>
+        </w:rPr>
+        <w:t>、</w:t>
+      </w:r>
+      <w:r>
+        <w:rPr>
+          <w:rFonts w:hint="eastAsia" w:ascii="Times New Roman" w:hAnsi="Times New Roman" w:eastAsia="FangSong" w:cs="Times New Roman"/>
+        </w:rPr>
+        <w:t>晶格常数相近</w:t>
+      </w:r>
+      <w:r>
+        <w:rPr>
+          <w:rFonts w:hint="eastAsia" w:ascii="Times New Roman" w:hAnsi="Times New Roman" w:eastAsia="Times New Roman" w:cs="Times New Roman"/>
+        </w:rPr>
+        <w:t>，</w:t>
+      </w:r>
+      <w:r>
+        <w:rPr>
+          <w:rFonts w:hint="eastAsia" w:ascii="Times New Roman" w:hAnsi="Times New Roman" w:eastAsia="FangSong" w:cs="Times New Roman"/>
+        </w:rPr>
+        <w:t>被誉为</w:t>
+      </w:r>
+      <w:r>
+        <w:rPr>
+          <w:rFonts w:hint="eastAsia" w:ascii="Times New Roman" w:hAnsi="Times New Roman" w:eastAsia="Times New Roman" w:cs="Times New Roman"/>
+        </w:rPr>
+        <w:t>”</w:t>
+      </w:r>
+      <w:r>
+        <w:rPr>
+          <w:rFonts w:hint="eastAsia" w:ascii="Times New Roman" w:hAnsi="Times New Roman" w:eastAsia="FangSong" w:cs="Times New Roman"/>
+        </w:rPr>
+        <w:t>零应变</w:t>
+      </w:r>
+      <w:r>
+        <w:rPr>
+          <w:rFonts w:hint="eastAsia" w:ascii="Times New Roman" w:hAnsi="Times New Roman" w:eastAsia="Times New Roman" w:cs="Times New Roman"/>
+        </w:rPr>
+        <w:t>”</w:t>
+      </w:r>
+      <w:r>
+        <w:rPr>
+          <w:rFonts w:hint="eastAsia" w:ascii="Times New Roman" w:hAnsi="Times New Roman" w:eastAsia="FangSong" w:cs="Times New Roman"/>
+        </w:rPr>
+        <w:t>材料</w:t>
+      </w:r>
+      <w:r>
+        <w:rPr>
+          <w:rFonts w:hint="eastAsia" w:ascii="Times New Roman" w:hAnsi="Times New Roman" w:eastAsia="Times New Roman" w:cs="Times New Roman"/>
+        </w:rPr>
+        <w:t>。</w:t>
+      </w:r>
+      <w:r>
+        <w:rPr>
+          <w:rFonts w:hint="eastAsia" w:ascii="Times New Roman" w:hAnsi="Times New Roman" w:eastAsia="FangSong" w:cs="Times New Roman"/>
+        </w:rPr>
+        <w:t>这对</w:t>
+      </w:r>
+      <w:r>
+        <w:rPr>
+          <w:rFonts w:ascii="Times New Roman" w:hAnsi="Times New Roman" w:eastAsia="Times New Roman" w:cs="Times New Roman"/>
+        </w:rPr>
+        <w:t xml:space="preserve"> </w:t>
+      </w:r>
+      <m:oMath>
+        <m:oMathPr>
+          <m:ctrlPr>
+            <w:rPr>
+              <w:sz w:val="28"/>
+              <w:szCs w:val="28"/>
+            </w:rPr>
+          </m:ctrlPr>
+        </m:oMathPr>
+        <m:r>
+          <m:t>L</m:t>
+        </m:r>
+        <m:sSub>
+          <m:e>
+            <m:r>
+              <m:t>i</m:t>
+            </m:r>
+          </m:e>
+          <m:sub>
+            <m:r>
+              <m:t>4</m:t>
+            </m:r>
+          </m:sub>
+        </m:sSub>
+        <m:r>
+          <m:t>T</m:t>
+        </m:r>
+        <m:sSub>
+          <m:e>
+            <m:r>
+              <m:t>i</m:t>
+            </m:r>
+          </m:e>
+          <m:sub>
+            <m:r>
+              <m:t>5</m:t>
+            </m:r>
+          </m:sub>
+        </m:sSub>
+        <m:sSub>
+          <m:e>
+            <m:r>
+              <m:t>O</m:t>
+            </m:r>
+          </m:e>
+          <m:sub>
+            <m:r>
+              <m:t>12</m:t>
+            </m:r>
+          </m:sub>
+        </m:sSub>
+      </m:oMath>
+      <w:r>
+        <w:rPr>
+          <w:rFonts w:ascii="Times New Roman" w:hAnsi="Times New Roman" w:eastAsia="Times New Roman" w:cs="Times New Roman"/>
+        </w:rPr>
+        <w:t xml:space="preserve"> </w:t>
+      </w:r>
+      <w:r>
+        <w:rPr>
+          <w:rFonts w:hint="eastAsia" w:ascii="Times New Roman" w:hAnsi="Times New Roman" w:eastAsia="FangSong" w:cs="Times New Roman"/>
+        </w:rPr>
+        <w:t>用作锂离子电池负极有什么好处</w:t>
+      </w:r>
+      <w:r>
+        <w:rPr>
+          <w:rFonts w:hint="eastAsia" w:ascii="Times New Roman" w:hAnsi="Times New Roman" w:eastAsia="Times New Roman" w:cs="Times New Roman"/>
+        </w:rPr>
+        <w:t>？</w:t>
+      </w:r>
+    </w:p>
+    <w:p>
+      <w:pPr>
+        <w:numPr>
+          <w:ilvl w:val="0"/>
+          <w:numId w:val="1007"/>
+        </w:numPr>
+      </w:pPr>
+      <w:r>
+        <w:rPr>
+          <w:rFonts w:hint="eastAsia" w:ascii="Times New Roman" w:hAnsi="Times New Roman" w:eastAsia="FangSong" w:cs="Times New Roman"/>
+        </w:rPr>
+        <w:t>作为锂离子电池的负极材料</w:t>
+      </w:r>
+      <w:r>
+        <w:rPr>
+          <w:rFonts w:hint="eastAsia" w:ascii="Times New Roman" w:hAnsi="Times New Roman" w:eastAsia="Times New Roman" w:cs="Times New Roman"/>
+        </w:rPr>
+        <w:t>，</w:t>
+      </w:r>
+      <w:r>
+        <w:rPr>
+          <w:rFonts w:hint="eastAsia" w:ascii="Times New Roman" w:hAnsi="Times New Roman" w:eastAsia="FangSong" w:cs="Times New Roman"/>
+        </w:rPr>
+        <w:t>导电能力太差是</w:t>
+      </w:r>
+      <w:r>
+        <w:rPr>
+          <w:rFonts w:ascii="Times New Roman" w:hAnsi="Times New Roman" w:eastAsia="Times New Roman" w:cs="Times New Roman"/>
+        </w:rPr>
+        <w:t xml:space="preserve"> </w:t>
+      </w:r>
+      <m:oMath>
+        <m:oMathPr>
+          <m:ctrlPr>
+            <w:rPr>
+              <w:sz w:val="28"/>
+              <w:szCs w:val="28"/>
+            </w:rPr>
+          </m:ctrlPr>
+        </m:oMathPr>
+        <m:r>
+          <m:t>L</m:t>
+        </m:r>
+        <m:sSub>
+          <m:e>
+            <m:r>
+              <m:t>i</m:t>
+            </m:r>
+          </m:e>
+          <m:sub>
+            <m:r>
+              <m:t>4</m:t>
+            </m:r>
+          </m:sub>
+        </m:sSub>
+        <m:r>
+          <m:t>T</m:t>
+        </m:r>
+        <m:sSub>
+          <m:e>
+            <m:r>
+              <m:t>i</m:t>
+            </m:r>
+          </m:e>
+          <m:sub>
+            <m:r>
+              <m:t>5</m:t>
+            </m:r>
+          </m:sub>
+        </m:sSub>
+        <m:sSub>
+          <m:e>
+            <m:r>
+              <m:t>O</m:t>
+            </m:r>
+          </m:e>
+          <m:sub>
+            <m:r>
+              <m:t>12</m:t>
+            </m:r>
+          </m:sub>
+        </m:sSub>
+      </m:oMath>
+      <w:r>
+        <w:rPr>
+          <w:rFonts w:ascii="Times New Roman" w:hAnsi="Times New Roman" w:eastAsia="Times New Roman" w:cs="Times New Roman"/>
+        </w:rPr>
+        <w:t xml:space="preserve"> </w:t>
+      </w:r>
+      <w:r>
+        <w:rPr>
+          <w:rFonts w:hint="eastAsia" w:ascii="Times New Roman" w:hAnsi="Times New Roman" w:eastAsia="FangSong" w:cs="Times New Roman"/>
+        </w:rPr>
+        <w:t>的主要缺点</w:t>
+      </w:r>
+      <w:r>
+        <w:rPr>
+          <w:rFonts w:hint="eastAsia" w:ascii="Times New Roman" w:hAnsi="Times New Roman" w:eastAsia="Times New Roman" w:cs="Times New Roman"/>
+        </w:rPr>
+        <w:t>，</w:t>
+      </w:r>
+      <w:r>
+        <w:rPr>
+          <w:rFonts w:hint="eastAsia" w:ascii="Times New Roman" w:hAnsi="Times New Roman" w:eastAsia="FangSong" w:cs="Times New Roman"/>
+        </w:rPr>
+        <w:t>应如何改进其导电性能</w:t>
+      </w:r>
+      <w:r>
+        <w:rPr>
+          <w:rFonts w:hint="eastAsia" w:ascii="Times New Roman" w:hAnsi="Times New Roman" w:eastAsia="Times New Roman" w:cs="Times New Roman"/>
+        </w:rPr>
+        <w:t>？</w:t>
+      </w:r>
+    </w:p>
+    <w:p>
+      <w:pPr>
+        <w:pStyle w:val="FirstParagraph"/>
+      </w:pPr>
+      <w:r>
+        <w:rPr>
+          <w:rFonts w:hint="eastAsia" w:ascii="Times New Roman" w:hAnsi="Times New Roman" w:eastAsia="FangSong" w:cs="Times New Roman"/>
+          <w:b/>
+          <w:bCs/>
+        </w:rPr>
+        <w:t xml:space="preserve">参考答案</w:t>
+      </w:r>
+    </w:p>
+    <w:bookmarkEnd w:id="47"/>
+    <w:bookmarkStart w:id="48" w:name="参考答案-6"/>
+    <w:p>
+      <w:pPr>
+        <w:pStyle w:val="Heading2"/>
+        <w:spacing w:before="280" w:after="120"/>
+      </w:pPr>
+      <w:r>
+        <w:rPr>
+          <w:rFonts w:hint="eastAsia" w:ascii="Times New Roman" w:hAnsi="Times New Roman" w:eastAsia="SimHei" w:cs="Times New Roman"/>
+        </w:rPr>
+        <w:t xml:space="preserve">参考答案</w:t>
+      </w:r>
+    </w:p>
+    <w:bookmarkEnd w:id="48"/>
+    <w:bookmarkStart w:id="49" w:name="第-9-题"/>
+    <w:p>
+      <w:pPr>
+        <w:pStyle w:val="Heading2"/>
+        <w:spacing w:before="280" w:after="120"/>
+      </w:pPr>
+      <w:r>
+        <w:rPr>
+          <w:rFonts w:hint="eastAsia" w:ascii="Times New Roman" w:hAnsi="Times New Roman" w:eastAsia="SimHei" w:cs="Times New Roman"/>
+        </w:rPr>
+        <w:t xml:space="preserve">第</w:t>
+      </w:r>
+      <w:r>
+        <w:rPr>
+          <w:rFonts w:ascii="Times New Roman" w:hAnsi="Times New Roman" w:eastAsia="Times New Roman" w:cs="Times New Roman"/>
+        </w:rPr>
+        <w:t xml:space="preserve"> 9 </w:t>
+      </w:r>
+      <w:r>
+        <w:rPr>
+          <w:rFonts w:hint="eastAsia" w:ascii="Times New Roman" w:hAnsi="Times New Roman" w:eastAsia="SimHei" w:cs="Times New Roman"/>
+        </w:rPr>
+        <w:t xml:space="preserve">题</w:t>
+      </w:r>
+    </w:p>
+    <w:p>
+      <w:pPr>
+        <w:pStyle w:val="BlockText"/>
+      </w:pPr>
+      <w:r>
+        <w:rPr>
+          <w:rFonts w:hint="eastAsia" w:ascii="Times New Roman" w:hAnsi="Times New Roman" w:eastAsia="FangSong" w:cs="Times New Roman"/>
+        </w:rPr>
+        <w:t>来源</w:t>
+      </w:r>
+      <w:r>
+        <w:rPr>
+          <w:rFonts w:hint="eastAsia" w:ascii="Times New Roman" w:hAnsi="Times New Roman" w:eastAsia="Times New Roman" w:cs="Times New Roman"/>
+        </w:rPr>
+        <w:t>：</w:t>
+      </w:r>
+      <w:r>
+        <w:rPr>
+          <w:rFonts w:hint="eastAsia" w:ascii="Times New Roman" w:hAnsi="Times New Roman" w:eastAsia="FangSong" w:cs="Times New Roman"/>
+        </w:rPr>
+        <w:t>高中化学竞赛教程第二分册</w:t>
+      </w:r>
+      <w:r>
+        <w:rPr>
+          <w:rFonts w:ascii="Times New Roman" w:hAnsi="Times New Roman" w:eastAsia="Times New Roman" w:cs="Times New Roman"/>
+        </w:rPr>
+        <w:t xml:space="preserve"> </w:t>
+      </w:r>
+      <w:r>
+        <w:rPr>
+          <w:rFonts w:hint="eastAsia" w:ascii="Times New Roman" w:hAnsi="Times New Roman" w:eastAsia="FangSong" w:cs="Times New Roman"/>
+        </w:rPr>
+        <w:t>第</w:t>
+      </w:r>
+      <w:r>
+        <w:rPr>
+          <w:rFonts w:hint="eastAsia" w:ascii="Times New Roman" w:hAnsi="Times New Roman" w:eastAsia="Times New Roman" w:cs="Times New Roman"/>
+        </w:rPr>
+        <w:t>5</w:t>
+      </w:r>
+      <w:r>
+        <w:rPr>
+          <w:rFonts w:hint="eastAsia" w:ascii="Times New Roman" w:hAnsi="Times New Roman" w:eastAsia="FangSong" w:cs="Times New Roman"/>
+        </w:rPr>
+        <w:t>讲</w:t>
+      </w:r>
+    </w:p>
+    <w:p>
+      <w:pPr>
+        <w:pStyle w:val="FirstParagraph"/>
+      </w:pPr>
+      <w:r>
+        <w:rPr>
+          <w:rFonts w:hint="eastAsia" w:ascii="Times New Roman" w:hAnsi="Times New Roman" w:eastAsia="Times New Roman" w:cs="Times New Roman"/>
+        </w:rPr>
+        <w:t>【</w:t>
+      </w:r>
+      <w:r>
+        <w:rPr>
+          <w:rFonts w:hint="eastAsia" w:ascii="Times New Roman" w:hAnsi="Times New Roman" w:eastAsia="FangSong" w:cs="Times New Roman"/>
+        </w:rPr>
+        <w:t>例</w:t>
+      </w:r>
+      <w:r>
+        <w:rPr>
+          <w:rFonts w:hint="eastAsia" w:ascii="Times New Roman" w:hAnsi="Times New Roman" w:eastAsia="Times New Roman" w:cs="Times New Roman"/>
+        </w:rPr>
+        <w:t>1】</w:t>
+      </w:r>
+      <w:r>
+        <w:rPr>
+          <w:rFonts w:hint="eastAsia" w:ascii="Times New Roman" w:hAnsi="Times New Roman" w:eastAsia="FangSong" w:cs="Times New Roman"/>
+        </w:rPr>
+        <w:t>含有银</w:t>
+      </w:r>
+      <w:r>
+        <w:rPr>
+          <w:rFonts w:hint="eastAsia" w:ascii="Times New Roman" w:hAnsi="Times New Roman" w:eastAsia="Times New Roman" w:cs="Times New Roman"/>
+        </w:rPr>
+        <w:t>、</w:t>
+      </w:r>
+      <w:r>
+        <w:rPr>
+          <w:rFonts w:hint="eastAsia" w:ascii="Times New Roman" w:hAnsi="Times New Roman" w:eastAsia="FangSong" w:cs="Times New Roman"/>
+        </w:rPr>
+        <w:t>铜</w:t>
+      </w:r>
+      <w:r>
+        <w:rPr>
+          <w:rFonts w:hint="eastAsia" w:ascii="Times New Roman" w:hAnsi="Times New Roman" w:eastAsia="Times New Roman" w:cs="Times New Roman"/>
+        </w:rPr>
+        <w:t>、</w:t>
+      </w:r>
+      <w:r>
+        <w:rPr>
+          <w:rFonts w:hint="eastAsia" w:ascii="Times New Roman" w:hAnsi="Times New Roman" w:eastAsia="FangSong" w:cs="Times New Roman"/>
+        </w:rPr>
+        <w:t>铬的一种合金</w:t>
+      </w:r>
+      <w:r>
+        <w:rPr>
+          <w:rFonts w:hint="eastAsia" w:ascii="Times New Roman" w:hAnsi="Times New Roman" w:eastAsia="Times New Roman" w:cs="Times New Roman"/>
+        </w:rPr>
+        <w:t>，</w:t>
+      </w:r>
+      <w:r>
+        <w:rPr>
+          <w:rFonts w:hint="eastAsia" w:ascii="Times New Roman" w:hAnsi="Times New Roman" w:eastAsia="FangSong" w:cs="Times New Roman"/>
+        </w:rPr>
+        <w:t>质量为</w:t>
+      </w:r>
+      <w:r>
+        <w:rPr>
+          <w:rFonts w:ascii="Times New Roman" w:hAnsi="Times New Roman" w:eastAsia="Times New Roman" w:cs="Times New Roman"/>
+        </w:rPr>
+        <w:t xml:space="preserve"> 1.500 </w:t>
+      </w:r>
+      <w:r>
+        <w:rPr>
+          <w:rFonts w:hint="eastAsia" w:ascii="Times New Roman" w:hAnsi="Times New Roman" w:eastAsia="Times New Roman" w:cs="Times New Roman"/>
+        </w:rPr>
+        <w:t>g，</w:t>
+      </w:r>
+      <w:r>
+        <w:rPr>
+          <w:rFonts w:hint="eastAsia" w:ascii="Times New Roman" w:hAnsi="Times New Roman" w:eastAsia="FangSong" w:cs="Times New Roman"/>
+        </w:rPr>
+        <w:t>溶解后溶液中含有</w:t>
+      </w:r>
+      <w:r>
+        <w:rPr>
+          <w:rFonts w:ascii="Times New Roman" w:hAnsi="Times New Roman" w:eastAsia="Times New Roman" w:cs="Times New Roman"/>
+        </w:rPr>
+        <w:t xml:space="preserve"> </w:t>
+      </w:r>
+      <m:oMath>
+        <m:r>
+          <m:t>A</m:t>
+        </m:r>
+        <m:sSup>
+          <m:e>
+            <m:r>
+              <m:t>g</m:t>
+            </m:r>
+          </m:e>
+          <m:sup>
+            <m:r>
+              <m:rPr>
+                <m:sty m:val="p"/>
+              </m:rPr>
+              <m:t>+</m:t>
+            </m:r>
+          </m:sup>
+        </m:sSup>
+      </m:oMath>
+      <w:r>
+        <w:rPr>
+          <w:rFonts w:ascii="Times New Roman" w:hAnsi="Times New Roman" w:eastAsia="Times New Roman" w:cs="Times New Roman"/>
+        </w:rPr>
+        <w:t xml:space="preserve">、</w:t>
+      </w:r>
+      <m:oMath>
+        <m:r>
+          <m:t>C</m:t>
+        </m:r>
+        <m:sSup>
+          <m:e>
+            <m:r>
+              <m:t>u</m:t>
+            </m:r>
+          </m:e>
+          <m:sup>
+            <m:r>
+              <m:t>2</m:t>
+            </m:r>
+            <m:r>
+              <m:rPr>
+                <m:sty m:val="p"/>
+              </m:rPr>
+              <m:t>+</m:t>
+            </m:r>
+          </m:sup>
+        </m:sSup>
+      </m:oMath>
+      <w:r>
+        <w:rPr>
+          <w:rFonts w:ascii="Times New Roman" w:hAnsi="Times New Roman" w:eastAsia="Times New Roman" w:cs="Times New Roman"/>
+        </w:rPr>
+        <w:t xml:space="preserve">、</w:t>
+      </w:r>
+      <m:oMath>
+        <m:r>
+          <m:t>C</m:t>
+        </m:r>
+        <m:sSup>
+          <m:e>
+            <m:r>
+              <m:t>r</m:t>
+            </m:r>
+          </m:e>
+          <m:sup>
+            <m:r>
+              <m:t>3</m:t>
+            </m:r>
+            <m:r>
+              <m:rPr>
+                <m:sty m:val="p"/>
+              </m:rPr>
+              <m:t>+</m:t>
+            </m:r>
+          </m:sup>
+        </m:sSup>
+      </m:oMath>
+      <w:r>
+        <w:rPr>
+          <w:rFonts w:hint="eastAsia" w:ascii="Times New Roman" w:hAnsi="Times New Roman" w:eastAsia="Times New Roman" w:cs="Times New Roman"/>
+        </w:rPr>
+        <w:t>，</w:t>
+      </w:r>
+      <w:r>
+        <w:rPr>
+          <w:rFonts w:hint="eastAsia" w:ascii="Times New Roman" w:hAnsi="Times New Roman" w:eastAsia="FangSong" w:cs="Times New Roman"/>
+        </w:rPr>
+        <w:t>用水稀释到</w:t>
+      </w:r>
+      <w:r>
+        <w:rPr>
+          <w:rFonts w:ascii="Times New Roman" w:hAnsi="Times New Roman" w:eastAsia="Times New Roman" w:cs="Times New Roman"/>
+        </w:rPr>
+        <w:t xml:space="preserve"> 500.00 mL。</w:t>
+      </w:r>
+    </w:p>
+    <w:p>
+      <w:pPr>
+        <w:numPr>
+          <w:ilvl w:val="0"/>
+          <w:numId w:val="1008"/>
+        </w:numPr>
+      </w:pPr>
+      <w:r>
+        <w:rPr>
+          <w:rFonts w:hint="eastAsia" w:ascii="Times New Roman" w:hAnsi="Times New Roman" w:eastAsia="FangSong" w:cs="Times New Roman"/>
+        </w:rPr>
+        <w:t xml:space="preserve">取出</w:t>
+      </w:r>
+      <w:r>
+        <w:rPr>
+          <w:rFonts w:ascii="Times New Roman" w:hAnsi="Times New Roman" w:eastAsia="Times New Roman" w:cs="Times New Roman"/>
+        </w:rPr>
+        <w:t xml:space="preserve"> 50.00 mL </w:t>
+      </w:r>
+      <w:r>
+        <w:rPr>
+          <w:rFonts w:hint="eastAsia" w:ascii="Times New Roman" w:hAnsi="Times New Roman" w:eastAsia="FangSong" w:cs="Times New Roman"/>
+        </w:rPr>
+        <w:t>溶液</w:t>
+      </w:r>
+      <w:r>
+        <w:rPr>
+          <w:rFonts w:hint="eastAsia" w:ascii="Times New Roman" w:hAnsi="Times New Roman" w:eastAsia="Times New Roman" w:cs="Times New Roman"/>
+        </w:rPr>
+        <w:t>，</w:t>
+      </w:r>
+      <w:r>
+        <w:rPr>
+          <w:rFonts w:hint="eastAsia" w:ascii="Times New Roman" w:hAnsi="Times New Roman" w:eastAsia="FangSong" w:cs="Times New Roman"/>
+        </w:rPr>
+        <w:t>加入过量稀碱溶液</w:t>
+      </w:r>
+      <w:r>
+        <w:rPr>
+          <w:rFonts w:hint="eastAsia" w:ascii="Times New Roman" w:hAnsi="Times New Roman" w:eastAsia="Times New Roman" w:cs="Times New Roman"/>
+        </w:rPr>
+        <w:t>，</w:t>
+      </w:r>
+      <w:r>
+        <w:rPr>
+          <w:rFonts w:hint="eastAsia" w:ascii="Times New Roman" w:hAnsi="Times New Roman" w:eastAsia="FangSong" w:cs="Times New Roman"/>
+        </w:rPr>
+        <w:t>分离出沉淀物</w:t>
+      </w:r>
+      <w:r>
+        <w:rPr>
+          <w:rFonts w:hint="eastAsia" w:ascii="Times New Roman" w:hAnsi="Times New Roman" w:eastAsia="Times New Roman" w:cs="Times New Roman"/>
+        </w:rPr>
+        <w:t>，</w:t>
+      </w:r>
+      <w:r>
+        <w:rPr>
+          <w:rFonts w:hint="eastAsia" w:ascii="Times New Roman" w:hAnsi="Times New Roman" w:eastAsia="FangSong" w:cs="Times New Roman"/>
+        </w:rPr>
+        <w:t>滤液用足量</w:t>
+      </w:r>
+      <w:r>
+        <w:rPr>
+          <w:rFonts w:ascii="Times New Roman" w:hAnsi="Times New Roman" w:eastAsia="Times New Roman" w:cs="Times New Roman"/>
+        </w:rPr>
+        <w:t xml:space="preserve"> </w:t>
+      </w:r>
+      <m:oMath>
+        <m:sSub>
+          <m:e>
+            <m:r>
+              <m:t>H</m:t>
+            </m:r>
+          </m:e>
+          <m:sub>
+            <m:r>
+              <m:t>2</m:t>
+            </m:r>
+          </m:sub>
+        </m:sSub>
+        <m:sSub>
+          <m:e>
+            <m:r>
+              <m:t>O</m:t>
+            </m:r>
+          </m:e>
+          <m:sub>
+            <m:r>
+              <m:t>2</m:t>
+            </m:r>
+          </m:sub>
+        </m:sSub>
+      </m:oMath>
+      <w:r>
+        <w:rPr>
+          <w:rFonts w:ascii="Times New Roman" w:hAnsi="Times New Roman" w:eastAsia="Times New Roman" w:cs="Times New Roman"/>
+        </w:rPr>
+        <w:t xml:space="preserve"> </w:t>
+      </w:r>
+      <w:r>
+        <w:rPr>
+          <w:rFonts w:hint="eastAsia" w:ascii="Times New Roman" w:hAnsi="Times New Roman" w:eastAsia="FangSong" w:cs="Times New Roman"/>
+        </w:rPr>
+        <w:t>氧化</w:t>
+      </w:r>
+      <w:r>
+        <w:rPr>
+          <w:rFonts w:hint="eastAsia" w:ascii="Times New Roman" w:hAnsi="Times New Roman" w:eastAsia="Times New Roman" w:cs="Times New Roman"/>
+        </w:rPr>
+        <w:t>，</w:t>
+      </w:r>
+      <w:r>
+        <w:rPr>
+          <w:rFonts w:hint="eastAsia" w:ascii="Times New Roman" w:hAnsi="Times New Roman" w:eastAsia="FangSong" w:cs="Times New Roman"/>
+        </w:rPr>
+        <w:t>酸化上述溶液</w:t>
+      </w:r>
+      <w:r>
+        <w:rPr>
+          <w:rFonts w:hint="eastAsia" w:ascii="Times New Roman" w:hAnsi="Times New Roman" w:eastAsia="Times New Roman" w:cs="Times New Roman"/>
+        </w:rPr>
+        <w:t>，</w:t>
+      </w:r>
+      <w:r>
+        <w:rPr>
+          <w:rFonts w:hint="eastAsia" w:ascii="Times New Roman" w:hAnsi="Times New Roman" w:eastAsia="FangSong" w:cs="Times New Roman"/>
+        </w:rPr>
+        <w:t>用</w:t>
+      </w:r>
+      <w:r>
+        <w:rPr>
+          <w:rFonts w:ascii="Times New Roman" w:hAnsi="Times New Roman" w:eastAsia="Times New Roman" w:cs="Times New Roman"/>
+        </w:rPr>
+        <w:t xml:space="preserve"> 25.00 mL 0.100 mol·L</w:t>
+      </w:r>
+      <w:r>
+        <w:rPr>
+          <w:rFonts w:ascii="Times New Roman" w:hAnsi="Times New Roman" w:eastAsia="Times New Roman" w:cs="Times New Roman"/>
+          <w:vertAlign w:val="superscript"/>
+        </w:rPr>
+        <w:t>-1</w:t>
+      </w:r>
+      <w:r>
+        <w:rPr>
+          <w:rFonts w:ascii="Times New Roman" w:hAnsi="Times New Roman" w:eastAsia="Times New Roman" w:cs="Times New Roman"/>
+        </w:rPr>
+        <w:t xml:space="preserve"> </w:t>
+      </w:r>
+      <w:r>
+        <w:rPr>
+          <w:rFonts w:hint="eastAsia" w:ascii="Times New Roman" w:hAnsi="Times New Roman" w:eastAsia="FangSong" w:cs="Times New Roman"/>
+        </w:rPr>
+        <w:t xml:space="preserve">的</w:t>
+      </w:r>
+      <w:r>
+        <w:rPr>
+          <w:rFonts w:ascii="Times New Roman" w:hAnsi="Times New Roman" w:eastAsia="Times New Roman" w:cs="Times New Roman"/>
+        </w:rPr>
+        <w:t xml:space="preserve"> Fe(Ⅱ) </w:t>
+      </w:r>
+      <w:r>
+        <w:rPr>
+          <w:rFonts w:hint="eastAsia" w:ascii="Times New Roman" w:hAnsi="Times New Roman" w:eastAsia="FangSong" w:cs="Times New Roman"/>
+        </w:rPr>
+        <w:t xml:space="preserve">盐溶液还原其中的</w:t>
+      </w:r>
+      <w:r>
+        <w:rPr>
+          <w:rFonts w:ascii="Times New Roman" w:hAnsi="Times New Roman" w:eastAsia="Times New Roman" w:cs="Times New Roman"/>
+        </w:rPr>
+        <w:t xml:space="preserve"> </w:t>
+      </w:r>
+      <m:oMath>
+        <m:oMathPr>
+          <m:ctrlPr>
+            <w:rPr>
+              <w:sz w:val="28"/>
+              <w:szCs w:val="28"/>
+            </w:rPr>
+          </m:ctrlPr>
+        </m:oMathPr>
+        <m:r>
+          <m:t>C</m:t>
+        </m:r>
+        <m:sSub>
+          <m:e>
+            <m:r>
+              <m:t>r</m:t>
+            </m:r>
+          </m:e>
+          <m:sub>
+            <m:r>
+              <m:t>2</m:t>
+            </m:r>
+          </m:sub>
+        </m:sSub>
+        <m:sSubSup>
+          <m:e>
+            <m:r>
+              <m:t>O</m:t>
+            </m:r>
+          </m:e>
+          <m:sub>
+            <m:r>
+              <m:t>7</m:t>
+            </m:r>
+          </m:sub>
+          <m:sup>
+            <m:r>
+              <m:t>2</m:t>
+            </m:r>
+            <m:r>
+              <m:rPr>
+                <m:sty m:val="p"/>
+              </m:rPr>
+              <m:t>−</m:t>
+            </m:r>
+          </m:sup>
+        </m:sSubSup>
+      </m:oMath>
+      <w:r>
+        <w:rPr>
+          <w:rFonts w:ascii="Times New Roman" w:hAnsi="Times New Roman" w:eastAsia="Times New Roman" w:cs="Times New Roman"/>
+        </w:rPr>
+        <w:t xml:space="preserve"> </w:t>
+      </w:r>
+      <w:r>
+        <w:rPr>
+          <w:rFonts w:hint="eastAsia" w:ascii="Times New Roman" w:hAnsi="Times New Roman" w:eastAsia="FangSong" w:cs="Times New Roman"/>
+        </w:rPr>
+        <w:t xml:space="preserve">生成</w:t>
+      </w:r>
+      <w:r>
+        <w:rPr>
+          <w:rFonts w:ascii="Times New Roman" w:hAnsi="Times New Roman" w:eastAsia="Times New Roman" w:cs="Times New Roman"/>
+        </w:rPr>
+        <w:t xml:space="preserve"> </w:t>
+      </w:r>
+      <m:oMath>
+        <m:r>
+          <m:t>C</m:t>
+        </m:r>
+        <m:sSup>
+          <m:e>
+            <m:r>
+              <m:t>r</m:t>
+            </m:r>
+          </m:e>
+          <m:sup>
+            <m:r>
+              <m:t>3</m:t>
+            </m:r>
+            <m:r>
+              <m:rPr>
+                <m:sty m:val="p"/>
+              </m:rPr>
+              <m:t>+</m:t>
+            </m:r>
+          </m:sup>
+        </m:sSup>
+      </m:oMath>
+      <w:r>
+        <w:rPr>
+          <w:rFonts w:hint="eastAsia" w:ascii="Times New Roman" w:hAnsi="Times New Roman" w:eastAsia="Times New Roman" w:cs="Times New Roman"/>
+        </w:rPr>
+        <w:t>，</w:t>
+      </w:r>
+      <w:r>
+        <w:rPr>
+          <w:rFonts w:hint="eastAsia" w:ascii="Times New Roman" w:hAnsi="Times New Roman" w:eastAsia="FangSong" w:cs="Times New Roman"/>
+        </w:rPr>
+        <w:t>未反应的</w:t>
+      </w:r>
+      <w:r>
+        <w:rPr>
+          <w:rFonts w:ascii="Times New Roman" w:hAnsi="Times New Roman" w:eastAsia="Times New Roman" w:cs="Times New Roman"/>
+        </w:rPr>
+        <w:t xml:space="preserve"> Fe(Ⅱ) </w:t>
+      </w:r>
+      <w:r>
+        <w:rPr>
+          <w:rFonts w:hint="eastAsia" w:ascii="Times New Roman" w:hAnsi="Times New Roman" w:eastAsia="FangSong" w:cs="Times New Roman"/>
+        </w:rPr>
+        <w:t xml:space="preserve">盐溶液用</w:t>
+      </w:r>
+      <w:r>
+        <w:rPr>
+          <w:rFonts w:ascii="Times New Roman" w:hAnsi="Times New Roman" w:eastAsia="Times New Roman" w:cs="Times New Roman"/>
+        </w:rPr>
+        <w:t xml:space="preserve"> </w:t>
+      </w:r>
+      <m:oMath>
+        <m:oMathPr>
+          <m:ctrlPr>
+            <w:rPr>
+              <w:sz w:val="28"/>
+              <w:szCs w:val="28"/>
+            </w:rPr>
+          </m:ctrlPr>
+        </m:oMathPr>
+        <m:r>
           <m:t>0.0200</m:t>
         </m:r>
         <m:r>
@@ -9171,15 +9484,31 @@
         <w:rPr>
           <w:rFonts w:ascii="Times New Roman" w:hAnsi="Times New Roman" w:eastAsia="Times New Roman" w:cs="Times New Roman"/>
         </w:rPr>
-        <w:t xml:space="preserve"> KMnO</w:t>
-      </w:r>
-      <w:r>
-        <w:rPr>
-          <w:rFonts w:ascii="Times New Roman" w:hAnsi="Times New Roman" w:eastAsia="Times New Roman" w:cs="Times New Roman"/>
-          <w:vertAlign w:val="subscript"/>
-        </w:rPr>
-        <w:t>4</w:t>
-      </w:r>
+        <w:t xml:space="preserve"> </w:t>
+      </w:r>
+      <m:oMath>
+        <m:r>
+          <m:t>K</m:t>
+        </m:r>
+        <m:r>
+          <m:t>M</m:t>
+        </m:r>
+        <m:r>
+          <m:t>n</m:t>
+        </m:r>
+        <m:sSub>
+          <m:e>
+            <m:r>
+              <m:t>O</m:t>
+            </m:r>
+          </m:e>
+          <m:sub>
+            <m:r>
+              <m:t>4</m:t>
+            </m:r>
+          </m:sub>
+        </m:sSub>
+      </m:oMath>
       <w:r>
         <w:rPr>
           <w:rFonts w:ascii="Times New Roman" w:hAnsi="Times New Roman" w:eastAsia="Times New Roman" w:cs="Times New Roman"/>
@@ -11747,15 +12076,28 @@
         <w:rPr>
           <w:rFonts w:ascii="Times New Roman" w:hAnsi="Times New Roman" w:eastAsia="Times New Roman" w:cs="Times New Roman"/>
         </w:rPr>
-        <w:t xml:space="preserve"> HIO</w:t>
-      </w:r>
-      <w:r>
-        <w:rPr>
-          <w:rFonts w:ascii="Times New Roman" w:hAnsi="Times New Roman" w:eastAsia="Times New Roman" w:cs="Times New Roman"/>
-          <w:vertAlign w:val="subscript"/>
-        </w:rPr>
-        <w:t>4</w:t>
-      </w:r>
+        <w:t xml:space="preserve"> </w:t>
+      </w:r>
+      <m:oMath>
+        <m:r>
+          <m:t>H</m:t>
+        </m:r>
+        <m:r>
+          <m:t>I</m:t>
+        </m:r>
+        <m:sSub>
+          <m:e>
+            <m:r>
+              <m:t>O</m:t>
+            </m:r>
+          </m:e>
+          <m:sub>
+            <m:r>
+              <m:t>4</m:t>
+            </m:r>
+          </m:sub>
+        </m:sSub>
+      </m:oMath>
       <w:r>
         <w:rPr>
           <w:rFonts w:ascii="Times New Roman" w:hAnsi="Times New Roman" w:eastAsia="Times New Roman" w:cs="Times New Roman"/>
@@ -11784,15 +12126,28 @@
         <w:rPr>
           <w:rFonts w:ascii="Times New Roman" w:hAnsi="Times New Roman" w:eastAsia="Times New Roman" w:cs="Times New Roman"/>
         </w:rPr>
-        <w:t xml:space="preserve"> HIO</w:t>
-      </w:r>
-      <w:r>
-        <w:rPr>
-          <w:rFonts w:ascii="Times New Roman" w:hAnsi="Times New Roman" w:eastAsia="Times New Roman" w:cs="Times New Roman"/>
-          <w:vertAlign w:val="subscript"/>
-        </w:rPr>
-        <w:t>4</w:t>
-      </w:r>
+        <w:t xml:space="preserve"> </w:t>
+      </w:r>
+      <m:oMath>
+        <m:r>
+          <m:t>H</m:t>
+        </m:r>
+        <m:r>
+          <m:t>I</m:t>
+        </m:r>
+        <m:sSub>
+          <m:e>
+            <m:r>
+              <m:t>O</m:t>
+            </m:r>
+          </m:e>
+          <m:sub>
+            <m:r>
+              <m:t>4</m:t>
+            </m:r>
+          </m:sub>
+        </m:sSub>
+      </m:oMath>
       <w:r>
         <w:rPr>
           <w:rFonts w:ascii="Times New Roman" w:hAnsi="Times New Roman" w:eastAsia="Times New Roman" w:cs="Times New Roman"/>
@@ -11823,24 +12178,31 @@
         </w:rPr>
         <w:t xml:space="preserve"> </w:t>
       </w:r>
-      <w:r>
-        <w:rPr>
-          <w:rFonts w:hint="eastAsia" w:ascii="Times New Roman" w:hAnsi="Times New Roman" w:eastAsia="Times New Roman" w:cs="Times New Roman"/>
-        </w:rPr>
-        <w:t>HIO</w:t>
-      </w:r>
-      <w:r>
-        <w:rPr>
-          <w:rFonts w:hint="eastAsia" w:ascii="Times New Roman" w:hAnsi="Times New Roman" w:eastAsia="Times New Roman" w:cs="Times New Roman"/>
-          <w:vertAlign w:val="subscript"/>
-        </w:rPr>
-        <w:t>4</w:t>
-      </w:r>
-      <w:r>
-        <w:rPr>
-          <w:rFonts w:hint="eastAsia" w:ascii="Times New Roman" w:hAnsi="Times New Roman" w:eastAsia="Times New Roman" w:cs="Times New Roman"/>
-        </w:rPr>
-        <w:t>？</w:t>
+      <m:oMath>
+        <m:r>
+          <m:t>H</m:t>
+        </m:r>
+        <m:r>
+          <m:t>I</m:t>
+        </m:r>
+        <m:sSub>
+          <m:e>
+            <m:r>
+              <m:t>O</m:t>
+            </m:r>
+          </m:e>
+          <m:sub>
+            <m:r>
+              <m:t>4</m:t>
+            </m:r>
+          </m:sub>
+        </m:sSub>
+      </m:oMath>
+      <w:r>
+        <w:rPr>
+          <w:rFonts w:hint="eastAsia" w:ascii="Times New Roman" w:hAnsi="Times New Roman" w:eastAsia="Times New Roman" w:cs="Times New Roman"/>
+        </w:rPr>
+        <w:t xml:space="preserve">？</w:t>
       </w:r>
     </w:p>
     <w:p>
@@ -13609,15 +13971,31 @@
         <w:rPr>
           <w:rFonts w:ascii="Times New Roman" w:hAnsi="Times New Roman" w:eastAsia="Times New Roman" w:cs="Times New Roman"/>
         </w:rPr>
-        <w:t xml:space="preserve"> KMnO</w:t>
-      </w:r>
-      <w:r>
-        <w:rPr>
-          <w:rFonts w:ascii="Times New Roman" w:hAnsi="Times New Roman" w:eastAsia="Times New Roman" w:cs="Times New Roman"/>
-          <w:vertAlign w:val="subscript"/>
-        </w:rPr>
-        <w:t>4</w:t>
-      </w:r>
+        <w:t xml:space="preserve"> </w:t>
+      </w:r>
+      <m:oMath>
+        <m:r>
+          <m:t>K</m:t>
+        </m:r>
+        <m:r>
+          <m:t>M</m:t>
+        </m:r>
+        <m:r>
+          <m:t>n</m:t>
+        </m:r>
+        <m:sSub>
+          <m:e>
+            <m:r>
+              <m:t>O</m:t>
+            </m:r>
+          </m:e>
+          <m:sub>
+            <m:r>
+              <m:t>4</m:t>
+            </m:r>
+          </m:sub>
+        </m:sSub>
+      </m:oMath>
       <w:r>
         <w:rPr>
           <w:rFonts w:ascii="Times New Roman" w:hAnsi="Times New Roman" w:eastAsia="Times New Roman" w:cs="Times New Roman"/>
@@ -16197,19 +16575,23 @@
         </w:rPr>
         <w:t xml:space="preserve"> </w:t>
       </w:r>
-      <w:r>
-        <w:rPr>
-          <w:rFonts w:hint="eastAsia" w:ascii="Times New Roman" w:hAnsi="Times New Roman" w:eastAsia="Times New Roman" w:cs="Times New Roman"/>
-        </w:rPr>
-        <w:t>CO</w:t>
-      </w:r>
-      <w:r>
-        <w:rPr>
-          <w:rFonts w:hint="eastAsia" w:ascii="Times New Roman" w:hAnsi="Times New Roman" w:eastAsia="Times New Roman" w:cs="Times New Roman"/>
-          <w:vertAlign w:val="subscript"/>
-        </w:rPr>
-        <w:t>2</w:t>
-      </w:r>
+      <m:oMath>
+        <m:r>
+          <m:t>C</m:t>
+        </m:r>
+        <m:sSub>
+          <m:e>
+            <m:r>
+              <m:t>O</m:t>
+            </m:r>
+          </m:e>
+          <m:sub>
+            <m:r>
+              <m:t>2</m:t>
+            </m:r>
+          </m:sub>
+        </m:sSub>
+      </m:oMath>
       <w:r>
         <w:rPr>
           <w:rFonts w:hint="eastAsia" w:ascii="Times New Roman" w:hAnsi="Times New Roman" w:eastAsia="Times New Roman" w:cs="Times New Roman"/>
@@ -18215,20 +18597,47 @@
         <w:rPr>
           <w:rFonts w:ascii="Times New Roman" w:hAnsi="Times New Roman" w:eastAsia="Times New Roman" w:cs="Times New Roman"/>
         </w:rPr>
-        <w:t xml:space="preserve"> FeTiO</w:t>
-      </w:r>
-      <w:r>
-        <w:rPr>
-          <w:rFonts w:ascii="Times New Roman" w:hAnsi="Times New Roman" w:eastAsia="Times New Roman" w:cs="Times New Roman"/>
-          <w:vertAlign w:val="subscript"/>
-        </w:rPr>
-        <w:t>3</w:t>
-      </w:r>
-      <w:r>
-        <w:rPr>
-          <w:rFonts w:ascii="Times New Roman" w:hAnsi="Times New Roman" w:eastAsia="Times New Roman" w:cs="Times New Roman"/>
-        </w:rPr>
-        <w:t>。</w:t>
+        <w:t xml:space="preserve"> </w:t>
+      </w:r>
+      <m:oMath>
+        <m:oMathPr>
+          <m:ctrlPr>
+            <w:rPr>
+              <w:sz w:val="28"/>
+              <w:szCs w:val="28"/>
+            </w:rPr>
+          </m:ctrlPr>
+        </m:oMathPr>
+        <m:r>
+          <m:t>F</m:t>
+        </m:r>
+        <m:r>
+          <m:t>e</m:t>
+        </m:r>
+        <m:r>
+          <m:t>T</m:t>
+        </m:r>
+        <m:r>
+          <m:t>i</m:t>
+        </m:r>
+        <m:sSub>
+          <m:e>
+            <m:r>
+              <m:t>O</m:t>
+            </m:r>
+          </m:e>
+          <m:sub>
+            <m:r>
+              <m:t>3</m:t>
+            </m:r>
+          </m:sub>
+        </m:sSub>
+      </m:oMath>
+      <w:r>
+        <w:rPr>
+          <w:rFonts w:ascii="Times New Roman" w:hAnsi="Times New Roman" w:eastAsia="Times New Roman" w:cs="Times New Roman"/>
+        </w:rPr>
+        <w:t xml:space="preserve">。</w:t>
       </w:r>
     </w:p>
     <w:p>
@@ -21396,7 +21805,7 @@
     <ns0:name ns0:val="Verbatim Char"/>
     <ns0:basedOn ns0:val="BodyTextChar"/>
     <ns0:rPr>
-      <ns0:rFonts ns0:ascii="Times New Roman" ns0:cs="Times New Roman" ns0:eastAsia="FangSong" ns0:hAnsi="Times New Roman"/>
+      <ns0:rFonts ns0:ascii="SimSun" ns0:cs="SimSun" ns0:eastAsia="SimSun" ns0:hAnsi="SimSun"/>
       <ns0:b ns0:val="0"/>
       <ns0:sz ns0:val="20"/>
     </ns0:rPr>
@@ -21458,7 +21867,7 @@
       <w:wordWrap w:val="off"/>
     </w:pPr>
     <ns0:rPr>
-      <w:rFonts ns0:ascii="Times New Roman" ns0:hAnsi="Times New Roman" ns0:eastAsia="FangSong" ns0:cs="Times New Roman"/>
+      <w:rFonts ns0:ascii="SimSun" ns0:hAnsi="SimSun" ns0:eastAsia="SimSun" ns0:cs="SimSun"/>
     </ns0:rPr>
   </w:style>
   <w:style w:type="character" w:customStyle="1" w:styleId="KeywordTok">

--- a/00-首页/题组Word/专项卷/二分册/专项卷II-教师版.docx
+++ b/00-首页/题组Word/专项卷/二分册/专项卷II-教师版.docx
@@ -1650,7 +1650,7 @@
         </w:rPr>
         <w:drawing>
           <wp:inline>
-            <wp:extent cx="3240000" cy="3304285"/>
+            <wp:extent cx="3240000" cy="3246454"/>
             <wp:effectExtent b="0" l="0" r="0" t="0"/>
             <wp:docPr descr="" title="" id="11" name="Picture"/>
             <a:graphic>
@@ -1671,7 +1671,7 @@
                   <pic:spPr bwMode="auto">
                     <a:xfrm>
                       <a:off x="0" y="0"/>
-                      <a:ext cx="3240000" cy="3304285"/>
+                      <a:ext cx="3240000" cy="3246454"/>
                     </a:xfrm>
                     <a:prstGeom prst="rect">
                       <a:avLst/>
@@ -2197,6 +2197,8 @@
     <w:p>
       <w:pPr>
         <w:pStyle w:val="BodyText"/>
+        <w:ind w:left="480" w:hanging="480"/>
+        <w:spacing w:after="0"/>
       </w:pPr>
       <w:r>
         <w:rPr>
@@ -2214,7 +2216,20 @@
         <w:rPr>
           <w:rFonts w:ascii="Times New Roman" w:hAnsi="Times New Roman" w:eastAsia="Times New Roman" w:cs="Times New Roman"/>
         </w:rPr>
-        <w:t xml:space="preserve">　B. </w:t>
+        <w:t xml:space="preserve">　</w:t>
+      </w:r>
+    </w:p>
+    <w:p>
+      <w:pPr>
+        <w:pStyle w:val="BodyText"/>
+        <w:ind w:left="480" w:hanging="480"/>
+        <w:spacing w:before="0" w:after="0"/>
+      </w:pPr>
+      <w:r>
+        <w:rPr>
+          <w:rFonts w:ascii="Times New Roman" w:hAnsi="Times New Roman" w:eastAsia="Times New Roman" w:cs="Times New Roman"/>
+        </w:rPr>
+        <w:t xml:space="preserve">B. </w:t>
       </w:r>
       <w:r>
         <w:rPr>
@@ -2226,7 +2241,20 @@
         <w:rPr>
           <w:rFonts w:ascii="Times New Roman" w:hAnsi="Times New Roman" w:eastAsia="Times New Roman" w:cs="Times New Roman"/>
         </w:rPr>
-        <w:t xml:space="preserve">　C. </w:t>
+        <w:t xml:space="preserve">　</w:t>
+      </w:r>
+    </w:p>
+    <w:p>
+      <w:pPr>
+        <w:pStyle w:val="BodyText"/>
+        <w:ind w:left="480" w:hanging="480"/>
+        <w:spacing w:before="0" w:after="0"/>
+      </w:pPr>
+      <w:r>
+        <w:rPr>
+          <w:rFonts w:ascii="Times New Roman" w:hAnsi="Times New Roman" w:eastAsia="Times New Roman" w:cs="Times New Roman"/>
+        </w:rPr>
+        <w:t xml:space="preserve">C. </w:t>
       </w:r>
       <w:r>
         <w:rPr>
@@ -2238,7 +2266,20 @@
         <w:rPr>
           <w:rFonts w:ascii="Times New Roman" w:hAnsi="Times New Roman" w:eastAsia="Times New Roman" w:cs="Times New Roman"/>
         </w:rPr>
-        <w:t xml:space="preserve">　D. </w:t>
+        <w:t xml:space="preserve">　</w:t>
+      </w:r>
+    </w:p>
+    <w:p>
+      <w:pPr>
+        <w:pStyle w:val="BodyText"/>
+        <w:ind w:left="480" w:hanging="480"/>
+        <w:spacing w:before="0" w:after="180"/>
+      </w:pPr>
+      <w:r>
+        <w:rPr>
+          <w:rFonts w:ascii="Times New Roman" w:hAnsi="Times New Roman" w:eastAsia="Times New Roman" w:cs="Times New Roman"/>
+        </w:rPr>
+        <w:t xml:space="preserve">D. </w:t>
       </w:r>
       <w:r>
         <w:rPr>
@@ -2625,7 +2666,7 @@
         </w:rPr>
         <w:drawing>
           <wp:inline>
-            <wp:extent cx="3240000" cy="2638514"/>
+            <wp:extent cx="3240000" cy="2614455"/>
             <wp:effectExtent b="0" l="0" r="0" t="0"/>
             <wp:docPr descr="" title="" id="18" name="Picture"/>
             <a:graphic>
@@ -2646,7 +2687,7 @@
                   <pic:spPr bwMode="auto">
                     <a:xfrm>
                       <a:off x="0" y="0"/>
-                      <a:ext cx="3240000" cy="2638514"/>
+                      <a:ext cx="3240000" cy="2614455"/>
                     </a:xfrm>
                     <a:prstGeom prst="rect">
                       <a:avLst/>
@@ -5934,7 +5975,7 @@
         </w:rPr>
         <w:drawing>
           <wp:inline>
-            <wp:extent cx="3240000" cy="2978437"/>
+            <wp:extent cx="3231562" cy="2978437"/>
             <wp:effectExtent b="0" l="0" r="0" t="0"/>
             <wp:docPr descr="" title="" id="32" name="Picture"/>
             <a:graphic>
@@ -5955,7 +5996,7 @@
                   <pic:spPr bwMode="auto">
                     <a:xfrm>
                       <a:off x="0" y="0"/>
-                      <a:ext cx="3240000" cy="2978437"/>
+                      <a:ext cx="3231562" cy="2978437"/>
                     </a:xfrm>
                     <a:prstGeom prst="rect">
                       <a:avLst/>
@@ -6015,7 +6056,7 @@
         </w:rPr>
         <w:drawing>
           <wp:inline>
-            <wp:extent cx="3240000" cy="2649375"/>
+            <wp:extent cx="3240000" cy="2624062"/>
             <wp:effectExtent b="0" l="0" r="0" t="0"/>
             <wp:docPr descr="" title="" id="35" name="Picture"/>
             <a:graphic>
@@ -6036,7 +6077,7 @@
                   <pic:spPr bwMode="auto">
                     <a:xfrm>
                       <a:off x="0" y="0"/>
-                      <a:ext cx="3240000" cy="2649375"/>
+                      <a:ext cx="3240000" cy="2624062"/>
                     </a:xfrm>
                     <a:prstGeom prst="rect">
                       <a:avLst/>
@@ -6096,7 +6137,7 @@
         </w:rPr>
         <w:drawing>
           <wp:inline>
-            <wp:extent cx="3240000" cy="2657812"/>
+            <wp:extent cx="3240000" cy="2640938"/>
             <wp:effectExtent b="0" l="0" r="0" t="0"/>
             <wp:docPr descr="" title="" id="38" name="Picture"/>
             <a:graphic>
@@ -6117,7 +6158,7 @@
                   <pic:spPr bwMode="auto">
                     <a:xfrm>
                       <a:off x="0" y="0"/>
-                      <a:ext cx="3240000" cy="2657812"/>
+                      <a:ext cx="3240000" cy="2640938"/>
                     </a:xfrm>
                     <a:prstGeom prst="rect">
                       <a:avLst/>
@@ -9918,7 +9959,7 @@
         </w:rPr>
         <w:drawing>
           <wp:inline>
-            <wp:extent cx="3600000" cy="1400422"/>
+            <wp:extent cx="3600000" cy="1385201"/>
             <wp:effectExtent b="0" l="0" r="0" t="0"/>
             <wp:docPr descr="" title="" id="53" name="Picture"/>
             <a:graphic>
@@ -9939,7 +9980,7 @@
                   <pic:spPr bwMode="auto">
                     <a:xfrm>
                       <a:off x="0" y="0"/>
-                      <a:ext cx="3600000" cy="1400422"/>
+                      <a:ext cx="3600000" cy="1385201"/>
                     </a:xfrm>
                     <a:prstGeom prst="rect">
                       <a:avLst/>
@@ -9961,6 +10002,8 @@
     <w:p>
       <w:pPr>
         <w:pStyle w:val="BodyText"/>
+        <w:ind w:left="480" w:hanging="480"/>
+        <w:spacing w:after="0"/>
       </w:pPr>
       <w:r>
         <w:rPr>
@@ -10048,6 +10091,13 @@
         </w:rPr>
         <w:t xml:space="preserve"> </w:t>
       </w:r>
+    </w:p>
+    <w:p>
+      <w:pPr>
+        <w:pStyle w:val="BodyText"/>
+        <w:ind w:left="480" w:hanging="480"/>
+        <w:spacing w:before="0" w:after="0"/>
+      </w:pPr>
       <w:r>
         <w:rPr>
           <w:rFonts w:ascii="Times New Roman" w:hAnsi="Times New Roman" w:eastAsia="Times New Roman" w:cs="Times New Roman"/>
@@ -10078,6 +10128,13 @@
         </w:rPr>
         <w:t xml:space="preserve"> </w:t>
       </w:r>
+    </w:p>
+    <w:p>
+      <w:pPr>
+        <w:pStyle w:val="BodyText"/>
+        <w:ind w:left="480" w:hanging="480"/>
+        <w:spacing w:before="0" w:after="0"/>
+      </w:pPr>
       <w:r>
         <w:rPr>
           <w:rFonts w:ascii="Times New Roman" w:hAnsi="Times New Roman" w:eastAsia="Times New Roman" w:cs="Times New Roman"/>
@@ -10108,6 +10165,13 @@
         </w:rPr>
         <w:t xml:space="preserve"> </w:t>
       </w:r>
+    </w:p>
+    <w:p>
+      <w:pPr>
+        <w:pStyle w:val="BodyText"/>
+        <w:ind w:left="480" w:hanging="480"/>
+        <w:spacing w:before="0" w:after="0"/>
+      </w:pPr>
       <w:r>
         <w:rPr>
           <w:rFonts w:ascii="Times New Roman" w:hAnsi="Times New Roman" w:eastAsia="Times New Roman" w:cs="Times New Roman"/>
@@ -10138,6 +10202,13 @@
         </w:rPr>
         <w:t xml:space="preserve"> </w:t>
       </w:r>
+    </w:p>
+    <w:p>
+      <w:pPr>
+        <w:pStyle w:val="BodyText"/>
+        <w:ind w:left="480" w:hanging="480"/>
+        <w:spacing w:before="0" w:after="180"/>
+      </w:pPr>
       <w:r>
         <w:rPr>
           <w:rFonts w:ascii="Times New Roman" w:hAnsi="Times New Roman" w:eastAsia="Times New Roman" w:cs="Times New Roman"/>
@@ -11142,12 +11213,53 @@
     <w:p>
       <w:pPr>
         <w:pStyle w:val="BodyText"/>
-      </w:pPr>
-      <w:r>
-        <w:rPr>
-          <w:rFonts w:ascii="Times New Roman" w:hAnsi="Times New Roman" w:eastAsia="Times New Roman" w:cs="Times New Roman"/>
-        </w:rPr>
-        <w:t xml:space="preserve">A. ①②③　B. ④⑤⑥　C. ②④⑥　D. </w:t>
+        <w:ind w:left="480" w:hanging="480"/>
+        <w:spacing w:after="0"/>
+      </w:pPr>
+      <w:r>
+        <w:rPr>
+          <w:rFonts w:ascii="Times New Roman" w:hAnsi="Times New Roman" w:eastAsia="Times New Roman" w:cs="Times New Roman"/>
+        </w:rPr>
+        <w:t xml:space="preserve">A. ①②③　</w:t>
+      </w:r>
+    </w:p>
+    <w:p>
+      <w:pPr>
+        <w:pStyle w:val="BodyText"/>
+        <w:ind w:left="480" w:hanging="480"/>
+        <w:spacing w:before="0" w:after="0"/>
+      </w:pPr>
+      <w:r>
+        <w:rPr>
+          <w:rFonts w:ascii="Times New Roman" w:hAnsi="Times New Roman" w:eastAsia="Times New Roman" w:cs="Times New Roman"/>
+        </w:rPr>
+        <w:t xml:space="preserve">B. ④⑤⑥　</w:t>
+      </w:r>
+    </w:p>
+    <w:p>
+      <w:pPr>
+        <w:pStyle w:val="BodyText"/>
+        <w:ind w:left="480" w:hanging="480"/>
+        <w:spacing w:before="0" w:after="0"/>
+      </w:pPr>
+      <w:r>
+        <w:rPr>
+          <w:rFonts w:ascii="Times New Roman" w:hAnsi="Times New Roman" w:eastAsia="Times New Roman" w:cs="Times New Roman"/>
+        </w:rPr>
+        <w:t xml:space="preserve">C. ②④⑥　</w:t>
+      </w:r>
+    </w:p>
+    <w:p>
+      <w:pPr>
+        <w:pStyle w:val="BodyText"/>
+        <w:ind w:left="480" w:hanging="480"/>
+        <w:spacing w:before="0" w:after="180"/>
+      </w:pPr>
+      <w:r>
+        <w:rPr>
+          <w:rFonts w:ascii="Times New Roman" w:hAnsi="Times New Roman" w:eastAsia="Times New Roman" w:cs="Times New Roman"/>
+        </w:rPr>
+        <w:t xml:space="preserve">D. </w:t>
       </w:r>
       <w:r>
         <w:rPr>
@@ -11833,6 +11945,8 @@
     <w:p>
       <w:pPr>
         <w:pStyle w:val="BodyText"/>
+        <w:ind w:left="480" w:hanging="480"/>
+        <w:spacing w:after="0"/>
       </w:pPr>
       <w:r>
         <w:rPr>
@@ -11851,7 +11965,20 @@
         <w:rPr>
           <w:rFonts w:ascii="Times New Roman" w:hAnsi="Times New Roman" w:eastAsia="Times New Roman" w:cs="Times New Roman"/>
         </w:rPr>
-        <w:t xml:space="preserve">　B. C</w:t>
+        <w:t xml:space="preserve">　</w:t>
+      </w:r>
+    </w:p>
+    <w:p>
+      <w:pPr>
+        <w:pStyle w:val="BodyText"/>
+        <w:ind w:left="480" w:hanging="480"/>
+        <w:spacing w:before="0" w:after="0"/>
+      </w:pPr>
+      <w:r>
+        <w:rPr>
+          <w:rFonts w:ascii="Times New Roman" w:hAnsi="Times New Roman" w:eastAsia="Times New Roman" w:cs="Times New Roman"/>
+        </w:rPr>
+        <w:t xml:space="preserve">B. C</w:t>
       </w:r>
       <w:r>
         <w:rPr>
@@ -11877,7 +12004,20 @@
         <w:rPr>
           <w:rFonts w:ascii="Times New Roman" w:hAnsi="Times New Roman" w:eastAsia="Times New Roman" w:cs="Times New Roman"/>
         </w:rPr>
-        <w:t xml:space="preserve">　C. C</w:t>
+        <w:t xml:space="preserve">　</w:t>
+      </w:r>
+    </w:p>
+    <w:p>
+      <w:pPr>
+        <w:pStyle w:val="BodyText"/>
+        <w:ind w:left="480" w:hanging="480"/>
+        <w:spacing w:before="0" w:after="0"/>
+      </w:pPr>
+      <w:r>
+        <w:rPr>
+          <w:rFonts w:ascii="Times New Roman" w:hAnsi="Times New Roman" w:eastAsia="Times New Roman" w:cs="Times New Roman"/>
+        </w:rPr>
+        <w:t xml:space="preserve">C. C</w:t>
       </w:r>
       <w:r>
         <w:rPr>
@@ -11903,7 +12043,20 @@
         <w:rPr>
           <w:rFonts w:ascii="Times New Roman" w:hAnsi="Times New Roman" w:eastAsia="Times New Roman" w:cs="Times New Roman"/>
         </w:rPr>
-        <w:t xml:space="preserve">　D. C</w:t>
+        <w:t xml:space="preserve">　</w:t>
+      </w:r>
+    </w:p>
+    <w:p>
+      <w:pPr>
+        <w:pStyle w:val="BodyText"/>
+        <w:ind w:left="480" w:hanging="480"/>
+        <w:spacing w:before="0" w:after="180"/>
+      </w:pPr>
+      <w:r>
+        <w:rPr>
+          <w:rFonts w:ascii="Times New Roman" w:hAnsi="Times New Roman" w:eastAsia="Times New Roman" w:cs="Times New Roman"/>
+        </w:rPr>
+        <w:t xml:space="preserve">D. C</w:t>
       </w:r>
       <w:r>
         <w:rPr>
@@ -12627,12 +12780,53 @@
     <w:p>
       <w:pPr>
         <w:pStyle w:val="BodyText"/>
-      </w:pPr>
-      <w:r>
-        <w:rPr>
-          <w:rFonts w:ascii="Times New Roman" w:hAnsi="Times New Roman" w:eastAsia="Times New Roman" w:cs="Times New Roman"/>
-        </w:rPr>
-        <w:t xml:space="preserve">A. 28　B. 30　C. 38　D. 40</w:t>
+        <w:ind w:left="480" w:hanging="480"/>
+        <w:spacing w:after="0"/>
+      </w:pPr>
+      <w:r>
+        <w:rPr>
+          <w:rFonts w:ascii="Times New Roman" w:hAnsi="Times New Roman" w:eastAsia="Times New Roman" w:cs="Times New Roman"/>
+        </w:rPr>
+        <w:t xml:space="preserve">A. 28　</w:t>
+      </w:r>
+    </w:p>
+    <w:p>
+      <w:pPr>
+        <w:pStyle w:val="BodyText"/>
+        <w:ind w:left="480" w:hanging="480"/>
+        <w:spacing w:before="0" w:after="0"/>
+      </w:pPr>
+      <w:r>
+        <w:rPr>
+          <w:rFonts w:ascii="Times New Roman" w:hAnsi="Times New Roman" w:eastAsia="Times New Roman" w:cs="Times New Roman"/>
+        </w:rPr>
+        <w:t xml:space="preserve">B. 30　</w:t>
+      </w:r>
+    </w:p>
+    <w:p>
+      <w:pPr>
+        <w:pStyle w:val="BodyText"/>
+        <w:ind w:left="480" w:hanging="480"/>
+        <w:spacing w:before="0" w:after="0"/>
+      </w:pPr>
+      <w:r>
+        <w:rPr>
+          <w:rFonts w:ascii="Times New Roman" w:hAnsi="Times New Roman" w:eastAsia="Times New Roman" w:cs="Times New Roman"/>
+        </w:rPr>
+        <w:t xml:space="preserve">C. 38　</w:t>
+      </w:r>
+    </w:p>
+    <w:p>
+      <w:pPr>
+        <w:pStyle w:val="BodyText"/>
+        <w:ind w:left="480" w:hanging="480"/>
+        <w:spacing w:before="0" w:after="180"/>
+      </w:pPr>
+      <w:r>
+        <w:rPr>
+          <w:rFonts w:ascii="Times New Roman" w:hAnsi="Times New Roman" w:eastAsia="Times New Roman" w:cs="Times New Roman"/>
+        </w:rPr>
+        <w:t xml:space="preserve">D. 40</w:t>
       </w:r>
     </w:p>
     <w:p>
@@ -14512,7 +14706,7 @@
         </w:rPr>
         <w:drawing>
           <wp:inline>
-            <wp:extent cx="3600000" cy="1596144"/>
+            <wp:extent cx="3600000" cy="1581553"/>
             <wp:effectExtent b="0" l="0" r="0" t="0"/>
             <wp:docPr descr="" title="" id="77" name="Picture"/>
             <a:graphic>
@@ -14533,7 +14727,7 @@
                   <pic:spPr bwMode="auto">
                     <a:xfrm>
                       <a:off x="0" y="0"/>
-                      <a:ext cx="3600000" cy="1596144"/>
+                      <a:ext cx="3600000" cy="1581553"/>
                     </a:xfrm>
                     <a:prstGeom prst="rect">
                       <a:avLst/>
@@ -15471,7 +15665,7 @@
         </w:rPr>
         <w:drawing>
           <wp:inline>
-            <wp:extent cx="3600000" cy="1000817"/>
+            <wp:extent cx="3600000" cy="997874"/>
             <wp:effectExtent b="0" l="0" r="0" t="0"/>
             <wp:docPr descr="" title="" id="82" name="Picture"/>
             <a:graphic>
@@ -15492,7 +15686,7 @@
                   <pic:spPr bwMode="auto">
                     <a:xfrm>
                       <a:off x="0" y="0"/>
-                      <a:ext cx="3600000" cy="1000817"/>
+                      <a:ext cx="3600000" cy="997874"/>
                     </a:xfrm>
                     <a:prstGeom prst="rect">
                       <a:avLst/>
@@ -16974,7 +17168,7 @@
         </w:rPr>
         <w:drawing>
           <wp:inline>
-            <wp:extent cx="2895600" cy="1676400"/>
+            <wp:extent cx="2877600" cy="1676400"/>
             <wp:effectExtent b="0" l="0" r="0" t="0"/>
             <wp:docPr descr="" title="" id="87" name="Picture"/>
             <a:graphic>
@@ -16995,7 +17189,7 @@
                   <pic:spPr bwMode="auto">
                     <a:xfrm>
                       <a:off x="0" y="0"/>
-                      <a:ext cx="2895600" cy="1676400"/>
+                      <a:ext cx="2877600" cy="1676400"/>
                     </a:xfrm>
                     <a:prstGeom prst="rect">
                       <a:avLst/>
@@ -17052,10 +17246,6 @@
     <w:p>
       <w:pPr>
         <w:pStyle w:val="Compact"/>
-        <w:numPr>
-          <w:ilvl w:val="0"/>
-          <w:numId w:val="1011"/>
-        </w:numPr>
       </w:pPr>
       <w:r>
         <w:rPr>

--- a/00-首页/题组Word/专项卷/二分册/专项卷II-教师版.docx
+++ b/00-首页/题组Word/专项卷/二分册/专项卷II-教师版.docx
@@ -619,6 +619,14 @@
         <w:tblStyle w:val="Table"/>
         <w:tblW w:type="pct" w:w="5000"/>
         <w:tblLayout w:type="fixed"/>
+        <w:tblBorders>
+          <w:top w:val="single" w:sz="12" w:space="0" w:color="000000"/>
+          <w:left w:val="none" w:sz="0" w:space="0" w:color="auto"/>
+          <w:bottom w:val="single" w:sz="12" w:space="0" w:color="000000"/>
+          <w:right w:val="none" w:sz="0" w:space="0" w:color="auto"/>
+          <w:insideH w:val="none" w:sz="0" w:space="0" w:color="auto"/>
+          <w:insideV w:val="none" w:sz="0" w:space="0" w:color="auto"/>
+        </w:tblBorders>
         <w:tblLook w:firstRow="1" w:lastRow="0" w:firstColumn="0" w:lastColumn="0" w:noHBand="0" w:noVBand="0" w:val="0020"/>
       </w:tblPr>
       <w:tblGrid>
@@ -633,7 +641,11 @@
           <w:tblHeader w:val="on"/>
         </w:trPr>
         <w:tc>
-          <w:tcPr/>
+          <w:tcPr>
+            <w:tcBorders>
+              <w:bottom w:val="single" w:sz="8" w:space="0" w:color="000000"/>
+            </w:tcBorders>
+          </w:tcPr>
           <w:p>
             <w:pPr>
               <w:pStyle w:val="Compact"/>
@@ -649,7 +661,11 @@
           </w:p>
         </w:tc>
         <w:tc>
-          <w:tcPr/>
+          <w:tcPr>
+            <w:tcBorders>
+              <w:bottom w:val="single" w:sz="8" w:space="0" w:color="000000"/>
+            </w:tcBorders>
+          </w:tcPr>
           <w:p>
             <w:pPr>
               <w:pStyle w:val="Compact"/>
@@ -665,7 +681,11 @@
           </w:p>
         </w:tc>
         <w:tc>
-          <w:tcPr/>
+          <w:tcPr>
+            <w:tcBorders>
+              <w:bottom w:val="single" w:sz="8" w:space="0" w:color="000000"/>
+            </w:tcBorders>
+          </w:tcPr>
           <w:p>
             <w:pPr>
               <w:pStyle w:val="Compact"/>
@@ -681,7 +701,11 @@
           </w:p>
         </w:tc>
         <w:tc>
-          <w:tcPr/>
+          <w:tcPr>
+            <w:tcBorders>
+              <w:bottom w:val="single" w:sz="8" w:space="0" w:color="000000"/>
+            </w:tcBorders>
+          </w:tcPr>
           <w:p>
             <w:pPr>
               <w:pStyle w:val="Compact"/>
@@ -734,7 +758,11 @@
           </w:p>
         </w:tc>
         <w:tc>
-          <w:tcPr/>
+          <w:tcPr>
+            <w:tcBorders>
+              <w:bottom w:val="single" w:sz="8" w:space="0" w:color="000000"/>
+            </w:tcBorders>
+          </w:tcPr>
           <w:p>
             <w:pPr>
               <w:pStyle w:val="Compact"/>
@@ -2197,8 +2225,8 @@
     <w:p>
       <w:pPr>
         <w:pStyle w:val="BodyText"/>
+        <w:spacing w:before="0" w:after="0"/>
         <w:ind w:left="480" w:hanging="480"/>
-        <w:spacing w:after="0"/>
       </w:pPr>
       <w:r>
         <w:rPr>
@@ -2222,20 +2250,45 @@
     <w:p>
       <w:pPr>
         <w:pStyle w:val="BodyText"/>
+        <w:spacing w:before="0" w:after="0"/>
         <w:ind w:left="480" w:hanging="480"/>
+      </w:pPr>
+      <w:r>
+        <w:rPr>
+          <w:rFonts w:ascii="Times New Roman" w:hAnsi="Times New Roman" w:eastAsia="Times New Roman" w:cs="Times New Roman"/>
+        </w:rPr>
+        <w:t xml:space="preserve">B. </w:t>
+      </w:r>
+      <w:r>
+        <w:rPr>
+          <w:rFonts w:hint="eastAsia" w:ascii="Times New Roman" w:hAnsi="Times New Roman" w:eastAsia="FangSong" w:cs="Times New Roman"/>
+        </w:rPr>
+        <w:t xml:space="preserve">配位异构</w:t>
+      </w:r>
+      <w:r>
+        <w:rPr>
+          <w:rFonts w:ascii="Times New Roman" w:hAnsi="Times New Roman" w:eastAsia="Times New Roman" w:cs="Times New Roman"/>
+        </w:rPr>
+        <w:t xml:space="preserve">　</w:t>
+      </w:r>
+    </w:p>
+    <w:p>
+      <w:pPr>
+        <w:pStyle w:val="BodyText"/>
         <w:spacing w:before="0" w:after="0"/>
-      </w:pPr>
-      <w:r>
-        <w:rPr>
-          <w:rFonts w:ascii="Times New Roman" w:hAnsi="Times New Roman" w:eastAsia="Times New Roman" w:cs="Times New Roman"/>
-        </w:rPr>
-        <w:t xml:space="preserve">B. </w:t>
-      </w:r>
-      <w:r>
-        <w:rPr>
-          <w:rFonts w:hint="eastAsia" w:ascii="Times New Roman" w:hAnsi="Times New Roman" w:eastAsia="FangSong" w:cs="Times New Roman"/>
-        </w:rPr>
-        <w:t xml:space="preserve">配位异构</w:t>
+        <w:ind w:left="480" w:hanging="480"/>
+      </w:pPr>
+      <w:r>
+        <w:rPr>
+          <w:rFonts w:ascii="Times New Roman" w:hAnsi="Times New Roman" w:eastAsia="Times New Roman" w:cs="Times New Roman"/>
+        </w:rPr>
+        <w:t xml:space="preserve">C. </w:t>
+      </w:r>
+      <w:r>
+        <w:rPr>
+          <w:rFonts w:hint="eastAsia" w:ascii="Times New Roman" w:hAnsi="Times New Roman" w:eastAsia="FangSong" w:cs="Times New Roman"/>
+        </w:rPr>
+        <w:t xml:space="preserve">键合异构</w:t>
       </w:r>
       <w:r>
         <w:rPr>
@@ -2247,33 +2300,8 @@
     <w:p>
       <w:pPr>
         <w:pStyle w:val="BodyText"/>
+        <w:spacing w:before="0" w:after="0"/>
         <w:ind w:left="480" w:hanging="480"/>
-        <w:spacing w:before="0" w:after="0"/>
-      </w:pPr>
-      <w:r>
-        <w:rPr>
-          <w:rFonts w:ascii="Times New Roman" w:hAnsi="Times New Roman" w:eastAsia="Times New Roman" w:cs="Times New Roman"/>
-        </w:rPr>
-        <w:t xml:space="preserve">C. </w:t>
-      </w:r>
-      <w:r>
-        <w:rPr>
-          <w:rFonts w:hint="eastAsia" w:ascii="Times New Roman" w:hAnsi="Times New Roman" w:eastAsia="FangSong" w:cs="Times New Roman"/>
-        </w:rPr>
-        <w:t xml:space="preserve">键合异构</w:t>
-      </w:r>
-      <w:r>
-        <w:rPr>
-          <w:rFonts w:ascii="Times New Roman" w:hAnsi="Times New Roman" w:eastAsia="Times New Roman" w:cs="Times New Roman"/>
-        </w:rPr>
-        <w:t xml:space="preserve">　</w:t>
-      </w:r>
-    </w:p>
-    <w:p>
-      <w:pPr>
-        <w:pStyle w:val="BodyText"/>
-        <w:ind w:left="480" w:hanging="480"/>
-        <w:spacing w:before="0" w:after="180"/>
       </w:pPr>
       <w:r>
         <w:rPr>
@@ -2541,6 +2569,7 @@
     <w:p>
       <w:pPr>
         <w:pStyle w:val="BodyText"/>
+        <w:spacing w:before="0" w:after="0"/>
       </w:pPr>
       <w:r>
         <w:rPr>
@@ -2570,6 +2599,7 @@
     <w:p>
       <w:pPr>
         <w:pStyle w:val="BodyText"/>
+        <w:spacing w:before="0" w:after="0"/>
       </w:pPr>
       <w:r>
         <w:rPr>
@@ -2599,6 +2629,7 @@
     <w:p>
       <w:pPr>
         <w:pStyle w:val="BodyText"/>
+        <w:spacing w:before="0" w:after="0"/>
       </w:pPr>
       <w:r>
         <w:rPr>
@@ -2628,6 +2659,7 @@
     <w:p>
       <w:pPr>
         <w:pStyle w:val="BodyText"/>
+        <w:spacing w:before="0" w:after="0"/>
       </w:pPr>
       <w:r>
         <w:rPr>
@@ -4081,6 +4113,14 @@
       <w:tblPr>
         <w:tblStyle w:val="Table"/>
         <w:tblW w:type="auto" w:w="0"/>
+        <w:tblBorders>
+          <w:top w:val="single" w:sz="12" w:space="0" w:color="000000"/>
+          <w:left w:val="none" w:sz="0" w:space="0" w:color="auto"/>
+          <w:bottom w:val="single" w:sz="12" w:space="0" w:color="000000"/>
+          <w:right w:val="none" w:sz="0" w:space="0" w:color="auto"/>
+          <w:insideH w:val="none" w:sz="0" w:space="0" w:color="auto"/>
+          <w:insideV w:val="none" w:sz="0" w:space="0" w:color="auto"/>
+        </w:tblBorders>
         <w:tblLook w:firstRow="1" w:lastRow="0" w:firstColumn="0" w:lastColumn="0" w:noHBand="0" w:noVBand="0" w:val="0020"/>
       </w:tblPr>
       <w:tblGrid>
@@ -4094,7 +4134,11 @@
           <w:tblHeader w:val="on"/>
         </w:trPr>
         <w:tc>
-          <w:tcPr/>
+          <w:tcPr>
+            <w:tcBorders>
+              <w:bottom w:val="single" w:sz="8" w:space="0" w:color="000000"/>
+            </w:tcBorders>
+          </w:tcPr>
           <w:p>
             <w:pPr>
               <w:pStyle w:val="Compact"/>
@@ -4110,7 +4154,11 @@
           </w:p>
         </w:tc>
         <w:tc>
-          <w:tcPr/>
+          <w:tcPr>
+            <w:tcBorders>
+              <w:bottom w:val="single" w:sz="8" w:space="0" w:color="000000"/>
+            </w:tcBorders>
+          </w:tcPr>
           <w:p>
             <w:pPr>
               <w:pStyle w:val="Compact"/>
@@ -4134,7 +4182,11 @@
           </w:p>
         </w:tc>
         <w:tc>
-          <w:tcPr/>
+          <w:tcPr>
+            <w:tcBorders>
+              <w:bottom w:val="single" w:sz="8" w:space="0" w:color="000000"/>
+            </w:tcBorders>
+          </w:tcPr>
           <w:p>
             <w:pPr>
               <w:pStyle w:val="Compact"/>
@@ -4158,7 +4210,11 @@
           </w:p>
         </w:tc>
         <w:tc>
-          <w:tcPr/>
+          <w:tcPr>
+            <w:tcBorders>
+              <w:bottom w:val="single" w:sz="8" w:space="0" w:color="000000"/>
+            </w:tcBorders>
+          </w:tcPr>
           <w:p>
             <w:pPr>
               <w:pStyle w:val="Compact"/>
@@ -5642,6 +5698,14 @@
       <w:tblPr>
         <w:tblStyle w:val="Table"/>
         <w:tblW w:type="auto" w:w="0"/>
+        <w:tblBorders>
+          <w:top w:val="single" w:sz="12" w:space="0" w:color="000000"/>
+          <w:left w:val="none" w:sz="0" w:space="0" w:color="auto"/>
+          <w:bottom w:val="single" w:sz="12" w:space="0" w:color="000000"/>
+          <w:right w:val="none" w:sz="0" w:space="0" w:color="auto"/>
+          <w:insideH w:val="none" w:sz="0" w:space="0" w:color="auto"/>
+          <w:insideV w:val="none" w:sz="0" w:space="0" w:color="auto"/>
+        </w:tblBorders>
         <w:tblLook w:firstRow="1" w:lastRow="0" w:firstColumn="0" w:lastColumn="0" w:noHBand="0" w:noVBand="0" w:val="0020"/>
       </w:tblPr>
       <w:tblGrid>
@@ -5655,7 +5719,11 @@
           <w:tblHeader w:val="on"/>
         </w:trPr>
         <w:tc>
-          <w:tcPr/>
+          <w:tcPr>
+            <w:tcBorders>
+              <w:bottom w:val="single" w:sz="8" w:space="0" w:color="000000"/>
+            </w:tcBorders>
+          </w:tcPr>
           <w:p>
             <w:pPr>
               <w:pStyle w:val="Compact"/>
@@ -5678,7 +5746,11 @@
           </w:p>
         </w:tc>
         <w:tc>
-          <w:tcPr/>
+          <w:tcPr>
+            <w:tcBorders>
+              <w:bottom w:val="single" w:sz="8" w:space="0" w:color="000000"/>
+            </w:tcBorders>
+          </w:tcPr>
           <w:p>
             <w:pPr>
               <w:pStyle w:val="Compact"/>
@@ -5701,7 +5773,11 @@
           </w:p>
         </w:tc>
         <w:tc>
-          <w:tcPr/>
+          <w:tcPr>
+            <w:tcBorders>
+              <w:bottom w:val="single" w:sz="8" w:space="0" w:color="000000"/>
+            </w:tcBorders>
+          </w:tcPr>
           <w:p>
             <w:pPr>
               <w:pStyle w:val="Compact"/>
@@ -5724,7 +5800,11 @@
           </w:p>
         </w:tc>
         <w:tc>
-          <w:tcPr/>
+          <w:tcPr>
+            <w:tcBorders>
+              <w:bottom w:val="single" w:sz="8" w:space="0" w:color="000000"/>
+            </w:tcBorders>
+          </w:tcPr>
           <w:p>
             <w:pPr>
               <w:pStyle w:val="Compact"/>
@@ -7001,6 +7081,7 @@
     <w:p>
       <w:pPr>
         <w:pStyle w:val="BodyText"/>
+        <w:spacing w:before="0" w:after="0"/>
       </w:pPr>
       <w:r>
         <w:rPr>
@@ -7127,6 +7208,7 @@
     <w:p>
       <w:pPr>
         <w:pStyle w:val="BodyText"/>
+        <w:spacing w:before="0" w:after="0"/>
       </w:pPr>
       <w:r>
         <w:rPr>
@@ -7235,6 +7317,7 @@
     <w:p>
       <w:pPr>
         <w:pStyle w:val="BodyText"/>
+        <w:spacing w:before="0" w:after="0"/>
       </w:pPr>
       <w:r>
         <w:rPr>
@@ -7313,6 +7396,7 @@
     <w:p>
       <w:pPr>
         <w:pStyle w:val="BodyText"/>
+        <w:spacing w:before="0" w:after="0"/>
       </w:pPr>
       <w:r>
         <w:rPr>
@@ -10002,8 +10086,8 @@
     <w:p>
       <w:pPr>
         <w:pStyle w:val="BodyText"/>
+        <w:spacing w:before="0" w:after="0"/>
         <w:ind w:left="480" w:hanging="480"/>
-        <w:spacing w:after="0"/>
       </w:pPr>
       <w:r>
         <w:rPr>
@@ -10095,14 +10179,51 @@
     <w:p>
       <w:pPr>
         <w:pStyle w:val="BodyText"/>
+        <w:spacing w:before="0" w:after="0"/>
         <w:ind w:left="480" w:hanging="480"/>
+      </w:pPr>
+      <w:r>
+        <w:rPr>
+          <w:rFonts w:ascii="Times New Roman" w:hAnsi="Times New Roman" w:eastAsia="Times New Roman" w:cs="Times New Roman"/>
+        </w:rPr>
+        <w:t xml:space="preserve">A. </w:t>
+      </w:r>
+      <w:r>
+        <w:rPr>
+          <w:rFonts w:hint="eastAsia" w:ascii="Times New Roman" w:hAnsi="Times New Roman" w:eastAsia="FangSong" w:cs="Times New Roman"/>
+        </w:rPr>
+        <w:t xml:space="preserve">分子中至少有</w:t>
+      </w:r>
+      <w:r>
+        <w:rPr>
+          <w:rFonts w:ascii="Times New Roman" w:hAnsi="Times New Roman" w:eastAsia="Times New Roman" w:cs="Times New Roman"/>
+        </w:rPr>
+        <w:t xml:space="preserve"> 9 </w:t>
+      </w:r>
+      <w:r>
+        <w:rPr>
+          <w:rFonts w:hint="eastAsia" w:ascii="Times New Roman" w:hAnsi="Times New Roman" w:eastAsia="FangSong" w:cs="Times New Roman"/>
+        </w:rPr>
+        <w:t xml:space="preserve">个碳原子处于同一平面上</w:t>
+      </w:r>
+      <w:r>
+        <w:rPr>
+          <w:rFonts w:ascii="Times New Roman" w:hAnsi="Times New Roman" w:eastAsia="Times New Roman" w:cs="Times New Roman"/>
+        </w:rPr>
+        <w:t xml:space="preserve"> </w:t>
+      </w:r>
+    </w:p>
+    <w:p>
+      <w:pPr>
+        <w:pStyle w:val="BodyText"/>
         <w:spacing w:before="0" w:after="0"/>
-      </w:pPr>
-      <w:r>
-        <w:rPr>
-          <w:rFonts w:ascii="Times New Roman" w:hAnsi="Times New Roman" w:eastAsia="Times New Roman" w:cs="Times New Roman"/>
-        </w:rPr>
-        <w:t xml:space="preserve">A. </w:t>
+        <w:ind w:left="480" w:hanging="480"/>
+      </w:pPr>
+      <w:r>
+        <w:rPr>
+          <w:rFonts w:ascii="Times New Roman" w:hAnsi="Times New Roman" w:eastAsia="Times New Roman" w:cs="Times New Roman"/>
+        </w:rPr>
+        <w:t xml:space="preserve">B. </w:t>
       </w:r>
       <w:r>
         <w:rPr>
@@ -10114,7 +10235,7 @@
         <w:rPr>
           <w:rFonts w:ascii="Times New Roman" w:hAnsi="Times New Roman" w:eastAsia="Times New Roman" w:cs="Times New Roman"/>
         </w:rPr>
-        <w:t xml:space="preserve"> 9 </w:t>
+        <w:t xml:space="preserve"> 10 </w:t>
       </w:r>
       <w:r>
         <w:rPr>
@@ -10132,82 +10253,45 @@
     <w:p>
       <w:pPr>
         <w:pStyle w:val="BodyText"/>
+        <w:spacing w:before="0" w:after="0"/>
         <w:ind w:left="480" w:hanging="480"/>
+      </w:pPr>
+      <w:r>
+        <w:rPr>
+          <w:rFonts w:ascii="Times New Roman" w:hAnsi="Times New Roman" w:eastAsia="Times New Roman" w:cs="Times New Roman"/>
+        </w:rPr>
+        <w:t xml:space="preserve">C. </w:t>
+      </w:r>
+      <w:r>
+        <w:rPr>
+          <w:rFonts w:hint="eastAsia" w:ascii="Times New Roman" w:hAnsi="Times New Roman" w:eastAsia="FangSong" w:cs="Times New Roman"/>
+        </w:rPr>
+        <w:t xml:space="preserve">分子中至少有</w:t>
+      </w:r>
+      <w:r>
+        <w:rPr>
+          <w:rFonts w:ascii="Times New Roman" w:hAnsi="Times New Roman" w:eastAsia="Times New Roman" w:cs="Times New Roman"/>
+        </w:rPr>
+        <w:t xml:space="preserve"> 11 </w:t>
+      </w:r>
+      <w:r>
+        <w:rPr>
+          <w:rFonts w:hint="eastAsia" w:ascii="Times New Roman" w:hAnsi="Times New Roman" w:eastAsia="FangSong" w:cs="Times New Roman"/>
+        </w:rPr>
+        <w:t xml:space="preserve">个碳原子处于同一平面上</w:t>
+      </w:r>
+      <w:r>
+        <w:rPr>
+          <w:rFonts w:ascii="Times New Roman" w:hAnsi="Times New Roman" w:eastAsia="Times New Roman" w:cs="Times New Roman"/>
+        </w:rPr>
+        <w:t xml:space="preserve"> </w:t>
+      </w:r>
+    </w:p>
+    <w:p>
+      <w:pPr>
+        <w:pStyle w:val="BodyText"/>
         <w:spacing w:before="0" w:after="0"/>
-      </w:pPr>
-      <w:r>
-        <w:rPr>
-          <w:rFonts w:ascii="Times New Roman" w:hAnsi="Times New Roman" w:eastAsia="Times New Roman" w:cs="Times New Roman"/>
-        </w:rPr>
-        <w:t xml:space="preserve">B. </w:t>
-      </w:r>
-      <w:r>
-        <w:rPr>
-          <w:rFonts w:hint="eastAsia" w:ascii="Times New Roman" w:hAnsi="Times New Roman" w:eastAsia="FangSong" w:cs="Times New Roman"/>
-        </w:rPr>
-        <w:t xml:space="preserve">分子中至少有</w:t>
-      </w:r>
-      <w:r>
-        <w:rPr>
-          <w:rFonts w:ascii="Times New Roman" w:hAnsi="Times New Roman" w:eastAsia="Times New Roman" w:cs="Times New Roman"/>
-        </w:rPr>
-        <w:t xml:space="preserve"> 10 </w:t>
-      </w:r>
-      <w:r>
-        <w:rPr>
-          <w:rFonts w:hint="eastAsia" w:ascii="Times New Roman" w:hAnsi="Times New Roman" w:eastAsia="FangSong" w:cs="Times New Roman"/>
-        </w:rPr>
-        <w:t xml:space="preserve">个碳原子处于同一平面上</w:t>
-      </w:r>
-      <w:r>
-        <w:rPr>
-          <w:rFonts w:ascii="Times New Roman" w:hAnsi="Times New Roman" w:eastAsia="Times New Roman" w:cs="Times New Roman"/>
-        </w:rPr>
-        <w:t xml:space="preserve"> </w:t>
-      </w:r>
-    </w:p>
-    <w:p>
-      <w:pPr>
-        <w:pStyle w:val="BodyText"/>
         <w:ind w:left="480" w:hanging="480"/>
-        <w:spacing w:before="0" w:after="0"/>
-      </w:pPr>
-      <w:r>
-        <w:rPr>
-          <w:rFonts w:ascii="Times New Roman" w:hAnsi="Times New Roman" w:eastAsia="Times New Roman" w:cs="Times New Roman"/>
-        </w:rPr>
-        <w:t xml:space="preserve">C. </w:t>
-      </w:r>
-      <w:r>
-        <w:rPr>
-          <w:rFonts w:hint="eastAsia" w:ascii="Times New Roman" w:hAnsi="Times New Roman" w:eastAsia="FangSong" w:cs="Times New Roman"/>
-        </w:rPr>
-        <w:t xml:space="preserve">分子中至少有</w:t>
-      </w:r>
-      <w:r>
-        <w:rPr>
-          <w:rFonts w:ascii="Times New Roman" w:hAnsi="Times New Roman" w:eastAsia="Times New Roman" w:cs="Times New Roman"/>
-        </w:rPr>
-        <w:t xml:space="preserve"> 11 </w:t>
-      </w:r>
-      <w:r>
-        <w:rPr>
-          <w:rFonts w:hint="eastAsia" w:ascii="Times New Roman" w:hAnsi="Times New Roman" w:eastAsia="FangSong" w:cs="Times New Roman"/>
-        </w:rPr>
-        <w:t xml:space="preserve">个碳原子处于同一平面上</w:t>
-      </w:r>
-      <w:r>
-        <w:rPr>
-          <w:rFonts w:ascii="Times New Roman" w:hAnsi="Times New Roman" w:eastAsia="Times New Roman" w:cs="Times New Roman"/>
-        </w:rPr>
-        <w:t xml:space="preserve"> </w:t>
-      </w:r>
-    </w:p>
-    <w:p>
-      <w:pPr>
-        <w:pStyle w:val="BodyText"/>
-        <w:ind w:left="480" w:hanging="480"/>
-        <w:spacing w:before="0" w:after="180"/>
       </w:pPr>
       <w:r>
         <w:rPr>
@@ -11213,8 +11297,8 @@
     <w:p>
       <w:pPr>
         <w:pStyle w:val="BodyText"/>
+        <w:spacing w:before="0" w:after="0"/>
         <w:ind w:left="480" w:hanging="480"/>
-        <w:spacing w:after="0"/>
       </w:pPr>
       <w:r>
         <w:rPr>
@@ -11226,34 +11310,34 @@
     <w:p>
       <w:pPr>
         <w:pStyle w:val="BodyText"/>
+        <w:spacing w:before="0" w:after="0"/>
         <w:ind w:left="480" w:hanging="480"/>
+      </w:pPr>
+      <w:r>
+        <w:rPr>
+          <w:rFonts w:ascii="Times New Roman" w:hAnsi="Times New Roman" w:eastAsia="Times New Roman" w:cs="Times New Roman"/>
+        </w:rPr>
+        <w:t xml:space="preserve">B. ④⑤⑥　</w:t>
+      </w:r>
+    </w:p>
+    <w:p>
+      <w:pPr>
+        <w:pStyle w:val="BodyText"/>
         <w:spacing w:before="0" w:after="0"/>
-      </w:pPr>
-      <w:r>
-        <w:rPr>
-          <w:rFonts w:ascii="Times New Roman" w:hAnsi="Times New Roman" w:eastAsia="Times New Roman" w:cs="Times New Roman"/>
-        </w:rPr>
-        <w:t xml:space="preserve">B. ④⑤⑥　</w:t>
+        <w:ind w:left="480" w:hanging="480"/>
+      </w:pPr>
+      <w:r>
+        <w:rPr>
+          <w:rFonts w:ascii="Times New Roman" w:hAnsi="Times New Roman" w:eastAsia="Times New Roman" w:cs="Times New Roman"/>
+        </w:rPr>
+        <w:t xml:space="preserve">C. ②④⑥　</w:t>
       </w:r>
     </w:p>
     <w:p>
       <w:pPr>
         <w:pStyle w:val="BodyText"/>
+        <w:spacing w:before="0" w:after="0"/>
         <w:ind w:left="480" w:hanging="480"/>
-        <w:spacing w:before="0" w:after="0"/>
-      </w:pPr>
-      <w:r>
-        <w:rPr>
-          <w:rFonts w:ascii="Times New Roman" w:hAnsi="Times New Roman" w:eastAsia="Times New Roman" w:cs="Times New Roman"/>
-        </w:rPr>
-        <w:t xml:space="preserve">C. ②④⑥　</w:t>
-      </w:r>
-    </w:p>
-    <w:p>
-      <w:pPr>
-        <w:pStyle w:val="BodyText"/>
-        <w:ind w:left="480" w:hanging="480"/>
-        <w:spacing w:before="0" w:after="180"/>
       </w:pPr>
       <w:r>
         <w:rPr>
@@ -11945,8 +12029,8 @@
     <w:p>
       <w:pPr>
         <w:pStyle w:val="BodyText"/>
+        <w:spacing w:before="0" w:after="0"/>
         <w:ind w:left="480" w:hanging="480"/>
-        <w:spacing w:after="0"/>
       </w:pPr>
       <w:r>
         <w:rPr>
@@ -11971,21 +12055,60 @@
     <w:p>
       <w:pPr>
         <w:pStyle w:val="BodyText"/>
+        <w:spacing w:before="0" w:after="0"/>
         <w:ind w:left="480" w:hanging="480"/>
+      </w:pPr>
+      <w:r>
+        <w:rPr>
+          <w:rFonts w:ascii="Times New Roman" w:hAnsi="Times New Roman" w:eastAsia="Times New Roman" w:cs="Times New Roman"/>
+        </w:rPr>
+        <w:t xml:space="preserve">B. C</w:t>
+      </w:r>
+      <w:r>
+        <w:rPr>
+          <w:rFonts w:ascii="Times New Roman" w:hAnsi="Times New Roman" w:eastAsia="Times New Roman" w:cs="Times New Roman"/>
+          <w:vertAlign w:val="subscript"/>
+        </w:rPr>
+        <w:t>5</w:t>
+      </w:r>
+      <w:r>
+        <w:rPr>
+          <w:rFonts w:ascii="Times New Roman" w:hAnsi="Times New Roman" w:eastAsia="Times New Roman" w:cs="Times New Roman"/>
+        </w:rPr>
+        <w:t>H</w:t>
+      </w:r>
+      <w:r>
+        <w:rPr>
+          <w:rFonts w:ascii="Times New Roman" w:hAnsi="Times New Roman" w:eastAsia="Times New Roman" w:cs="Times New Roman"/>
+          <w:vertAlign w:val="subscript"/>
+        </w:rPr>
+        <w:t>12</w:t>
+      </w:r>
+      <w:r>
+        <w:rPr>
+          <w:rFonts w:ascii="Times New Roman" w:hAnsi="Times New Roman" w:eastAsia="Times New Roman" w:cs="Times New Roman"/>
+        </w:rPr>
+        <w:t xml:space="preserve">　</w:t>
+      </w:r>
+    </w:p>
+    <w:p>
+      <w:pPr>
+        <w:pStyle w:val="BodyText"/>
         <w:spacing w:before="0" w:after="0"/>
-      </w:pPr>
-      <w:r>
-        <w:rPr>
-          <w:rFonts w:ascii="Times New Roman" w:hAnsi="Times New Roman" w:eastAsia="Times New Roman" w:cs="Times New Roman"/>
-        </w:rPr>
-        <w:t xml:space="preserve">B. C</w:t>
+        <w:ind w:left="480" w:hanging="480"/>
+      </w:pPr>
+      <w:r>
+        <w:rPr>
+          <w:rFonts w:ascii="Times New Roman" w:hAnsi="Times New Roman" w:eastAsia="Times New Roman" w:cs="Times New Roman"/>
+        </w:rPr>
+        <w:t xml:space="preserve">C. C</w:t>
       </w:r>
       <w:r>
         <w:rPr>
           <w:rFonts w:ascii="Times New Roman" w:hAnsi="Times New Roman" w:eastAsia="Times New Roman" w:cs="Times New Roman"/>
           <w:vertAlign w:val="subscript"/>
         </w:rPr>
-        <w:t>5</w:t>
+        <w:t>6</w:t>
       </w:r>
       <w:r>
         <w:rPr>
@@ -11998,7 +12121,7 @@
           <w:rFonts w:ascii="Times New Roman" w:hAnsi="Times New Roman" w:eastAsia="Times New Roman" w:cs="Times New Roman"/>
           <w:vertAlign w:val="subscript"/>
         </w:rPr>
-        <w:t>12</w:t>
+        <w:t>14</w:t>
       </w:r>
       <w:r>
         <w:rPr>
@@ -12010,47 +12133,8 @@
     <w:p>
       <w:pPr>
         <w:pStyle w:val="BodyText"/>
+        <w:spacing w:before="0" w:after="0"/>
         <w:ind w:left="480" w:hanging="480"/>
-        <w:spacing w:before="0" w:after="0"/>
-      </w:pPr>
-      <w:r>
-        <w:rPr>
-          <w:rFonts w:ascii="Times New Roman" w:hAnsi="Times New Roman" w:eastAsia="Times New Roman" w:cs="Times New Roman"/>
-        </w:rPr>
-        <w:t xml:space="preserve">C. C</w:t>
-      </w:r>
-      <w:r>
-        <w:rPr>
-          <w:rFonts w:ascii="Times New Roman" w:hAnsi="Times New Roman" w:eastAsia="Times New Roman" w:cs="Times New Roman"/>
-          <w:vertAlign w:val="subscript"/>
-        </w:rPr>
-        <w:t>6</w:t>
-      </w:r>
-      <w:r>
-        <w:rPr>
-          <w:rFonts w:ascii="Times New Roman" w:hAnsi="Times New Roman" w:eastAsia="Times New Roman" w:cs="Times New Roman"/>
-        </w:rPr>
-        <w:t>H</w:t>
-      </w:r>
-      <w:r>
-        <w:rPr>
-          <w:rFonts w:ascii="Times New Roman" w:hAnsi="Times New Roman" w:eastAsia="Times New Roman" w:cs="Times New Roman"/>
-          <w:vertAlign w:val="subscript"/>
-        </w:rPr>
-        <w:t>14</w:t>
-      </w:r>
-      <w:r>
-        <w:rPr>
-          <w:rFonts w:ascii="Times New Roman" w:hAnsi="Times New Roman" w:eastAsia="Times New Roman" w:cs="Times New Roman"/>
-        </w:rPr>
-        <w:t xml:space="preserve">　</w:t>
-      </w:r>
-    </w:p>
-    <w:p>
-      <w:pPr>
-        <w:pStyle w:val="BodyText"/>
-        <w:ind w:left="480" w:hanging="480"/>
-        <w:spacing w:before="0" w:after="180"/>
       </w:pPr>
       <w:r>
         <w:rPr>
@@ -12780,8 +12864,8 @@
     <w:p>
       <w:pPr>
         <w:pStyle w:val="BodyText"/>
+        <w:spacing w:before="0" w:after="0"/>
         <w:ind w:left="480" w:hanging="480"/>
-        <w:spacing w:after="0"/>
       </w:pPr>
       <w:r>
         <w:rPr>
@@ -12793,34 +12877,34 @@
     <w:p>
       <w:pPr>
         <w:pStyle w:val="BodyText"/>
+        <w:spacing w:before="0" w:after="0"/>
         <w:ind w:left="480" w:hanging="480"/>
+      </w:pPr>
+      <w:r>
+        <w:rPr>
+          <w:rFonts w:ascii="Times New Roman" w:hAnsi="Times New Roman" w:eastAsia="Times New Roman" w:cs="Times New Roman"/>
+        </w:rPr>
+        <w:t xml:space="preserve">B. 30　</w:t>
+      </w:r>
+    </w:p>
+    <w:p>
+      <w:pPr>
+        <w:pStyle w:val="BodyText"/>
         <w:spacing w:before="0" w:after="0"/>
-      </w:pPr>
-      <w:r>
-        <w:rPr>
-          <w:rFonts w:ascii="Times New Roman" w:hAnsi="Times New Roman" w:eastAsia="Times New Roman" w:cs="Times New Roman"/>
-        </w:rPr>
-        <w:t xml:space="preserve">B. 30　</w:t>
+        <w:ind w:left="480" w:hanging="480"/>
+      </w:pPr>
+      <w:r>
+        <w:rPr>
+          <w:rFonts w:ascii="Times New Roman" w:hAnsi="Times New Roman" w:eastAsia="Times New Roman" w:cs="Times New Roman"/>
+        </w:rPr>
+        <w:t xml:space="preserve">C. 38　</w:t>
       </w:r>
     </w:p>
     <w:p>
       <w:pPr>
         <w:pStyle w:val="BodyText"/>
+        <w:spacing w:before="0" w:after="0"/>
         <w:ind w:left="480" w:hanging="480"/>
-        <w:spacing w:before="0" w:after="0"/>
-      </w:pPr>
-      <w:r>
-        <w:rPr>
-          <w:rFonts w:ascii="Times New Roman" w:hAnsi="Times New Roman" w:eastAsia="Times New Roman" w:cs="Times New Roman"/>
-        </w:rPr>
-        <w:t xml:space="preserve">C. 38　</w:t>
-      </w:r>
-    </w:p>
-    <w:p>
-      <w:pPr>
-        <w:pStyle w:val="BodyText"/>
-        <w:ind w:left="480" w:hanging="480"/>
-        <w:spacing w:before="0" w:after="180"/>
       </w:pPr>
       <w:r>
         <w:rPr>
@@ -17246,6 +17330,7 @@
     <w:p>
       <w:pPr>
         <w:pStyle w:val="Compact"/>
+        <w:spacing w:before="0" w:after="0"/>
       </w:pPr>
       <w:r>
         <w:rPr>
@@ -21392,7 +21477,7 @@
     <ns0:rPr>
       <ns0:rFonts ns0:ascii="Times New Roman" ns0:cs="Times New Roman" ns0:eastAsia="SimHei" ns0:hAnsi="Times New Roman"/>
       <ns0:b/>
-      <ns0:color ns0:val="17324D"/>
+      <ns0:color ns0:val="000000"/>
       <ns0:sz ns0:val="44"/>
       <ns0:szCs ns0:val="56"/>
     </ns0:rPr>
@@ -21534,7 +21619,7 @@
     <ns0:rPr>
       <ns0:rFonts ns0:ascii="Times New Roman" ns0:cs="Times New Roman" ns0:eastAsia="SimHei" ns0:hAnsi="Times New Roman"/>
       <ns0:b/>
-      <ns0:color ns0:val="17324D"/>
+      <ns0:color ns0:val="000000"/>
       <ns0:sz ns0:val="32"/>
       <ns0:szCs ns0:val="40"/>
     </ns0:rPr>
@@ -21558,7 +21643,7 @@
     <ns0:rPr>
       <ns0:rFonts ns0:ascii="Times New Roman" ns0:cs="Times New Roman" ns0:eastAsia="SimHei" ns0:hAnsi="Times New Roman"/>
       <ns0:b/>
-      <ns0:color ns0:val="17324D"/>
+      <ns0:color ns0:val="000000"/>
       <ns0:sz ns0:val="28"/>
       <ns0:szCs ns0:val="32"/>
     </ns0:rPr>
@@ -21582,7 +21667,7 @@
     <ns0:rPr>
       <ns0:rFonts ns0:ascii="Times New Roman" ns0:cs="Times New Roman" ns0:eastAsia="SimHei" ns0:hAnsi="Times New Roman"/>
       <ns0:b/>
-      <ns0:color ns0:val="17324D"/>
+      <ns0:color ns0:val="000000"/>
       <ns0:sz ns0:val="25"/>
       <ns0:szCs ns0:val="28"/>
     </ns0:rPr>
